--- a/Documents/User/Info_Display_Screen_Reference.docx
+++ b/Documents/User/Info_Display_Screen_Reference.docx
@@ -52,7 +52,7 @@
         <w:t xml:space="preserve">Applies to:</w:t>
       </w:r>
       <w:r>
-        <w:t xml:space="preserve"> KCMk1_InfoDisp firmware 1.15</w:t>
+        <w:t xml:space="preserve"> KCMk1_InfoDisp firmware 1.15.2</w:t>
       </w:r>
     </w:p>
     <w:p>
@@ -3869,7 +3869,7 @@
         <w:t xml:space="preserve">Bank scale and roll pointer (top arc).</w:t>
       </w:r>
       <w:r>
-        <w:t xml:space="preserve"> Ticks at 0, ±10, ±20, ±30, ±45 and ±60°. The yellow pointer marks roll and stops at ±60°. The </w:t>
+        <w:t xml:space="preserve"> Ticks at 0, ±10, ±20, ±30, ±45 and ±60°. The yellow pointer is a sky pointer: it turns with the horizon, so in a left bank it sits right of the top mark, and it stops at ±60°. The </w:t>
       </w:r>
       <w:r>
         <w:rPr>
@@ -12794,17 +12794,7 @@
         <w:t xml:space="preserve">Special states.</w:t>
       </w:r>
       <w:r>
-        <w:t xml:space="preserve"> ECC and AP-PE dash with no apoapsis. ΔV.CIRC dashes when there is no usable estimate (no apoapsis, or already circular). </w:t>
-      </w:r>
-      <w:r>
-        <w:rPr>
-          <w:b/>
-          <w:bCs/>
-        </w:rPr>
-        <w:t xml:space="preserve">On a suborbital coast ΔV.CIRC reads low:</w:t>
-      </w:r>
-      <w:r>
-        <w:t xml:space="preserve"> the estimate treats a periapsis below the surface as sea level, so in the picture it shows 74 m/s where the node needs 497 m/s. Size the burn from the node.</w:t>
+        <w:t xml:space="preserve"> ECC and AP-PE dash with no apoapsis. ΔV.CIRC dashes when there is no usable estimate (no apoapsis, or already circular). On a suborbital coast the estimate uses the true ellipse, periapsis below the surface included, so it agrees with a KSP circularisation node (497 m/s in the picture).</w:t>
       </w:r>
     </w:p>
     <w:p>
@@ -14092,7 +14082,7 @@
         <w:t xml:space="preserve">Orbit line colour:</w:t>
       </w:r>
       <w:r>
-        <w:t xml:space="preserve"> green with both apsides above the atmosphere; yellow with either apsis inside it; orange on an escape trajectory.</w:t>
+        <w:t xml:space="preserve"> green with both apsides above the orbit-safe altitude (the atmosphere top, or the highest terrain on an airless body); yellow with either apsis below it; orange on an escape trajectory.</w:t>
       </w:r>
     </w:p>
     <w:p>
@@ -14243,7 +14233,7 @@
         <w:t xml:space="preserve">Reading the screen.</w:t>
       </w:r>
       <w:r>
-        <w:t xml:space="preserve"> The line colour is the quick check: green is a stable orbit, yellow means part of the orbit dips into the atmosphere (it will decay or aerobrake), orange means you are leaving the sphere of influence. Use the plan view to see where Pe and Ap lie relative to the vessel, and the fourth right-hand row for how long until the next one. A near-flat line in the inclination view means an equatorial orbit; to change plane, burn as the vessel dot crosses the body. The diagram redraws in small steps, so during a burn its shape moves in jumps while the numbers change smoothly.</w:t>
+        <w:t xml:space="preserve"> The line colour is the quick check: green is a stable orbit, yellow means part of the orbit dips into the atmosphere (it will decay or aerobrake) or, on an airless body, below the highest terrain (it may hit the ground), orange means you are leaving the sphere of influence. Use the plan view to see where Pe and Ap lie relative to the vessel, and the fourth right-hand row for how long until the next one. A near-flat line in the inclination view means an equatorial orbit; to change plane, burn as the vessel dot crosses the body. The diagram redraws in small steps, so during a burn its shape moves in jumps while the numbers change smoothly.</w:t>
       </w:r>
     </w:p>
     <w:p>
@@ -14276,7 +14266,7 @@
         <w:t xml:space="preserve">∞</w:t>
       </w:r>
       <w:r>
-        <w:t xml:space="preserve"> on escape. The PEA and APA labels are drawn in the marker colours (magenta, blue) so each label names its dot. On airless bodies the orbit line stays green even when periapsis is below the surface, so check PEA there.</w:t>
+        <w:t xml:space="preserve"> on escape. The PEA and APA labels are drawn in the marker colours (magenta, blue) so each label names its dot.</w:t>
       </w:r>
     </w:p>
     <w:p>
@@ -22848,7 +22838,7 @@
         <w:t xml:space="preserve">RETRO ALIGNMENT ball</w:t>
       </w:r>
       <w:r>
-        <w:t xml:space="preserve">: the marker shows where the airflow comes from (surface retrograde). Centred, the nose points retrograde and the heat shield faces the airflow. Green under 10°, yellow 10°–30°, red from 30°; AoA under the ball gives the angle. The yellow pointer at the top shows bank.</w:t>
+        <w:t xml:space="preserve">: the marker shows where the airflow comes from (surface retrograde). Centred, the nose points retrograde and the heat shield faces the airflow. Green under 10°, yellow 10°–30°, red from 30°; AoA under the ball gives the angle. The yellow pointer at the top shows bank; the rings are labelled down the lower axis.</w:t>
       </w:r>
     </w:p>
     <w:p>
@@ -22868,7 +22858,7 @@
         <w:t xml:space="preserve">CHUTE DEPLOY bar</w:t>
       </w:r>
       <w:r>
-        <w:t xml:space="preserve">: your airspeed against each chute's safe speed, tagged MAIN (green) and DROG (yellow). Green zone: main safe; yellow: drogue only; red: neither. The zones slide left as the air thickens (about 250 and 500 m/s at Kerbin sea level). The triangle over your speed takes the same colours.</w:t>
+        <w:t xml:space="preserve">: your airspeed against each chute's safe speed, tagged MAIN (green) and DROG (yellow). Green zone: main safe; yellow: drogue only; red: neither. The zones slide left as the air thickens (about 250 and 500 m/s at Kerbin sea level); in thin air a safe speed beyond the end of the scale has no line or tag, and the zone colour alone says which chutes are safe. The triangle over your speed takes the same colours.</w:t>
       </w:r>
     </w:p>
     <w:p>
@@ -23797,7 +23787,7 @@
                 <w:sz w:val="17"/>
                 <w:szCs w:val="17"/>
               </w:rPr>
-              <w:t xml:space="preserve">DROGUE</w:t>
+              <w:t xml:space="preserve">DROG</w:t>
             </w:r>
           </w:p>
         </w:tc>
@@ -23929,7 +23919,7 @@
                 <w:sz w:val="17"/>
                 <w:szCs w:val="17"/>
               </w:rPr>
-              <w:t xml:space="preserve">As DROGUE, with the main chute's limit and full opening at 1,000 m</w:t>
+              <w:t xml:space="preserve">As DROG, with the main chute's limit and full opening at 1,000 m</w:t>
             </w:r>
           </w:p>
         </w:tc>
@@ -24144,7 +24134,7 @@
         <w:spacing w:after="60"/>
       </w:pPr>
       <w:r>
-        <w:t xml:space="preserve">Below 10 km radar altitude and not climbing faster than 5 m/s: LANDING.</w:t>
+        <w:t xml:space="preserve">Descending faster than 5 m/s below 10 km radar altitude: LANDING.</w:t>
       </w:r>
     </w:p>
     <w:p>

--- a/Documents/User/Info_Display_Screen_Reference.docx
+++ b/Documents/User/Info_Display_Screen_Reference.docx
@@ -52,7 +52,7 @@
         <w:t xml:space="preserve">Applies to:</w:t>
       </w:r>
       <w:r>
-        <w:t xml:space="preserve"> KCMk1_InfoDisp firmware 1.15.2</w:t>
+        <w:t xml:space="preserve"> KCMk1_InfoDisp firmware 1.15.3</w:t>
       </w:r>
     </w:p>
     <w:p>
@@ -1940,7 +1940,7 @@
                 <w:sz w:val="17"/>
                 <w:szCs w:val="17"/>
               </w:rPr>
-              <w:t xml:space="preserve">Descending with periapsis in the body's re-entry corridor, while still above the atmosphere or faster than Mach 3</w:t>
+              <w:t xml:space="preserve">Descending with periapsis in the body's re-entry corridor, while still above the atmosphere or faster than Mach 3. Once chosen it holds to touchdown, through the parachute phase, unless the engines thrust (a powered landing) or the vessel is a plane below Mach 3</w:t>
             </w:r>
           </w:p>
         </w:tc>
@@ -18142,7 +18142,7 @@
         <w:t xml:space="preserve">CLOSURE bar</w:t>
       </w:r>
       <w:r>
-        <w:t xml:space="preserve"> (under the scope): closure speed, full at 250 m/s, with the signed value at the right of its label. Green while closing, yellow when opening or zero, red when closing faster than 500 m/s inside 5,000 m.</w:t>
+        <w:t xml:space="preserve"> (under the scope): closure speed, full at 250 m/s, with the signed value at the right of its label. Green while closing or holding station, yellow when opening, red when closing faster than 500 m/s inside 5,000 m.</w:t>
       </w:r>
     </w:p>
     <w:p>
@@ -18519,7 +18519,7 @@
                 <w:sz w:val="17"/>
                 <w:szCs w:val="17"/>
               </w:rPr>
-              <w:t xml:space="preserve">White on red faster than 500 m/s inside 5,000 m; yellow when zero or opening; green when closing</w:t>
+              <w:t xml:space="preserve">White on red faster than 500 m/s inside 5,000 m; yellow when opening (0.05 m/s or more); green when closing or holding station (reads 0.0)</w:t>
             </w:r>
           </w:p>
         </w:tc>
@@ -19704,7 +19704,7 @@
                 <w:sz w:val="17"/>
                 <w:szCs w:val="17"/>
               </w:rPr>
-              <w:t xml:space="preserve">White on red faster than 2 m/s inside 100 m; yellow when zero or opening; green when closing</w:t>
+              <w:t xml:space="preserve">White on red faster than 2 m/s inside 100 m; yellow when opening (0.005 m/s or more); green when closing or holding station (reads ±0.00)</w:t>
             </w:r>
           </w:p>
         </w:tc>
@@ -22551,7 +22551,7 @@
         <w:spacing w:after="60"/>
       </w:pPr>
       <w:r>
-        <w:t xml:space="preserve">SAS: STAB or RETR white on green; </w:t>
+        <w:t xml:space="preserve">SAS shows the mode's name. STAB, RETR and RAD+ (radial out, the Landing Autopilot's vertical reference) are white on green; any other mode is white on red, wrong for a landing; </w:t>
       </w:r>
       <w:r>
         <w:rPr>
@@ -22560,16 +22560,7 @@
         <w:t xml:space="preserve">SAS</w:t>
       </w:r>
       <w:r>
-        <w:t xml:space="preserve"> white on red when off; any other mode shows </w:t>
-      </w:r>
-      <w:r>
-        <w:rPr>
-          <w:rFonts w:ascii="Consolas" w:cs="Consolas" w:eastAsia="Consolas" w:hAnsi="Consolas"/>
-        </w:rPr>
-        <w:t xml:space="preserve">SAS</w:t>
-      </w:r>
-      <w:r>
-        <w:t xml:space="preserve"> in dark grey.</w:t>
+        <w:t xml:space="preserve"> is white on red when SAS is off.</w:t>
       </w:r>
     </w:p>
     <w:p>
@@ -22666,7 +22657,7 @@
         <w:t xml:space="preserve">Reaching it.</w:t>
       </w:r>
       <w:r>
-        <w:t xml:space="preserve"> Key 5, a second press. Info Display 2 selects it on a body with an atmosphere when you are descending with periapsis below the top of the safe corridor and are above the atmosphere or faster than Mach 3. Only an engaged autopilot and PRE-LAUNCH outrank it.</w:t>
+        <w:t xml:space="preserve"> Key 5, a second press. Info Display 2 selects it on a body with an atmosphere when you are descending with periapsis below the top of the safe corridor and are above the atmosphere or faster than Mach 3. Once up it stays through the rest of the descent, parachutes included, until touchdown; thrusting engines hand a powered landing to POWERED DESCENT, and a plane goes to NAVIGATION below Mach 3. Only an engaged autopilot and PRE-LAUNCH outrank it.</w:t>
       </w:r>
     </w:p>
     <w:p>

--- a/Documents/User/Info_Display_Screen_Reference.docx
+++ b/Documents/User/Info_Display_Screen_Reference.docx
@@ -52,7 +52,7 @@
         <w:t xml:space="preserve">Applies to:</w:t>
       </w:r>
       <w:r>
-        <w:t xml:space="preserve"> KCMk1_InfoDisp firmware 1.15.3</w:t>
+        <w:t xml:space="preserve"> KCMk1_InfoDisp firmware 1.16.0</w:t>
       </w:r>
     </w:p>
     <w:p>
@@ -3114,7 +3114,7 @@
                 <w:sz w:val="17"/>
                 <w:szCs w:val="17"/>
               </w:rPr>
-              <w:t xml:space="preserve">Cyan</w:t>
+              <w:t xml:space="preserve">Dark grey value</w:t>
             </w:r>
           </w:p>
         </w:tc>
@@ -3140,7 +3140,23 @@
                 <w:sz w:val="17"/>
                 <w:szCs w:val="17"/>
               </w:rPr>
-              <w:t xml:space="preserve">A console edit or command sent but not yet confirmed</w:t>
+              <w:t xml:space="preserve">The value is shown but does not apply right now (see </w:t>
+            </w:r>
+            <w:r>
+              <w:rPr>
+                <w:i/>
+                <w:iCs/>
+                <w:sz w:val="17"/>
+                <w:szCs w:val="17"/>
+              </w:rPr>
+              <w:t xml:space="preserve">No propellant</w:t>
+            </w:r>
+            <w:r>
+              <w:rPr>
+                <w:sz w:val="17"/>
+                <w:szCs w:val="17"/>
+              </w:rPr>
+              <w:t xml:space="preserve"> below)</w:t>
             </w:r>
           </w:p>
         </w:tc>
@@ -3168,6 +3184,60 @@
                 <w:sz w:val="17"/>
                 <w:szCs w:val="17"/>
               </w:rPr>
+              <w:t xml:space="preserve">Cyan</w:t>
+            </w:r>
+          </w:p>
+        </w:tc>
+        <w:tc>
+          <w:tcPr>
+            <w:tcW w:type="dxa" w:w="7610"/>
+            <w:tcBorders>
+              <w:top w:val="single" w:color="999999" w:sz="4"/>
+              <w:left w:val="single" w:color="999999" w:sz="4"/>
+              <w:bottom w:val="single" w:color="999999" w:sz="4"/>
+              <w:right w:val="single" w:color="999999" w:sz="4"/>
+            </w:tcBorders>
+            <w:tcMar>
+              <w:top w:type="dxa" w:w="40"/>
+              <w:left w:type="dxa" w:w="80"/>
+              <w:bottom w:type="dxa" w:w="40"/>
+              <w:right w:type="dxa" w:w="80"/>
+            </w:tcMar>
+          </w:tcPr>
+          <w:p>
+            <w:r>
+              <w:rPr>
+                <w:sz w:val="17"/>
+                <w:szCs w:val="17"/>
+              </w:rPr>
+              <w:t xml:space="preserve">A console edit or command sent but not yet confirmed</w:t>
+            </w:r>
+          </w:p>
+        </w:tc>
+      </w:tr>
+      <w:tr>
+        <w:tc>
+          <w:tcPr>
+            <w:tcW w:type="dxa" w:w="6214"/>
+            <w:tcBorders>
+              <w:top w:val="single" w:color="999999" w:sz="4"/>
+              <w:left w:val="single" w:color="999999" w:sz="4"/>
+              <w:bottom w:val="single" w:color="999999" w:sz="4"/>
+              <w:right w:val="single" w:color="999999" w:sz="4"/>
+            </w:tcBorders>
+            <w:tcMar>
+              <w:top w:type="dxa" w:w="40"/>
+              <w:left w:type="dxa" w:w="80"/>
+              <w:bottom w:type="dxa" w:w="40"/>
+              <w:right w:type="dxa" w:w="80"/>
+            </w:tcMar>
+          </w:tcPr>
+          <w:p>
+            <w:r>
+              <w:rPr>
+                <w:sz w:val="17"/>
+                <w:szCs w:val="17"/>
+              </w:rPr>
               <w:t xml:space="preserve">Bright green, violet, magenta, cyan, blue markers</w:t>
             </w:r>
           </w:p>
@@ -3211,6 +3281,21 @@
       </w:pPr>
       <w:r>
         <w:t xml:space="preserve">Where a table says "yellow 150–299", the bounds are inclusive of whole units: values are compared after truncation to whole numbers unless the table gives decimals.</w:t>
+      </w:r>
+    </w:p>
+    <w:p>
+      <w:pPr>
+        <w:spacing w:after="120"/>
+      </w:pPr>
+      <w:r>
+        <w:rPr>
+          <w:b/>
+          <w:bCs/>
+        </w:rPr>
+        <w:t xml:space="preserve">No propellant.</w:t>
+      </w:r>
+      <w:r>
+        <w:t xml:space="preserve"> When the craft carries neither liquid fuel nor oxidizer (a re-entry capsule, or a craft whose tanks are empty), every stage Δv, stage burn-time and total Δv readout (ΔV.STG, STG.BRN, ΔV.TOT, STG ΔV) is drawn in dark grey with its value, instead of the colours in the tables below. A craft with liquid fuel but no oxidizer, such as a nuclear or jet craft, keeps its normal colours. This needs the Alternate Resource Panel mod, which supplies the fuel totals; without it the readouts always use their normal colours.</w:t>
       </w:r>
     </w:p>
     <w:p>
@@ -22154,7 +22239,7 @@
                 <w:sz w:val="17"/>
                 <w:szCs w:val="17"/>
               </w:rPr>
-              <w:t xml:space="preserve">Green; yellow under 120 s; white on red under 60 s, including 0 s</w:t>
+              <w:t xml:space="preserve">Green; yellow under 120 s; white on red under 60 s, including 0 s; dark grey with no propellant on board</w:t>
             </w:r>
           </w:p>
         </w:tc>

--- a/Documents/User/Info_Display_Screen_Reference.docx
+++ b/Documents/User/Info_Display_Screen_Reference.docx
@@ -52,7 +52,7 @@
         <w:t xml:space="preserve">Applies to:</w:t>
       </w:r>
       <w:r>
-        <w:t xml:space="preserve"> KCMk1_InfoDisp firmware 1.16.0</w:t>
+        <w:t xml:space="preserve"> KCMk1_InfoDisp firmware 1.16.1</w:t>
       </w:r>
     </w:p>
     <w:p>
@@ -3465,7 +3465,22 @@
                 <w:sz w:val="17"/>
                 <w:szCs w:val="17"/>
               </w:rPr>
-              <w:t xml:space="preserve">); then km, Mm, Gm</w:t>
+              <w:t xml:space="preserve">); then km, Mm, Gm. ROVER's DIST and ALT.TRN are whole metres throughout (</w:t>
+            </w:r>
+            <w:r>
+              <w:rPr>
+                <w:rFonts w:ascii="Consolas" w:cs="Consolas" w:eastAsia="Consolas" w:hAnsi="Consolas"/>
+                <w:sz w:val="17"/>
+                <w:szCs w:val="17"/>
+              </w:rPr>
+              <w:t xml:space="preserve">850 m</w:t>
+            </w:r>
+            <w:r>
+              <w:rPr>
+                <w:sz w:val="17"/>
+                <w:szCs w:val="17"/>
+              </w:rPr>
+              <w:t xml:space="preserve">)</w:t>
             </w:r>
           </w:p>
         </w:tc>
@@ -3543,6 +3558,36 @@
                 <w:szCs w:val="17"/>
               </w:rPr>
               <w:t xml:space="preserve">2,200 m/s</w:t>
+            </w:r>
+            <w:r>
+              <w:rPr>
+                <w:sz w:val="17"/>
+                <w:szCs w:val="17"/>
+              </w:rPr>
+              <w:t xml:space="preserve">). The autopilot consoles show whole numbers throughout (</w:t>
+            </w:r>
+            <w:r>
+              <w:rPr>
+                <w:rFonts w:ascii="Consolas" w:cs="Consolas" w:eastAsia="Consolas" w:hAnsi="Consolas"/>
+                <w:sz w:val="17"/>
+                <w:szCs w:val="17"/>
+              </w:rPr>
+              <w:t xml:space="preserve">842 m/s</w:t>
+            </w:r>
+            <w:r>
+              <w:rPr>
+                <w:sz w:val="17"/>
+                <w:szCs w:val="17"/>
+              </w:rPr>
+              <w:t xml:space="preserve">, </w:t>
+            </w:r>
+            <w:r>
+              <w:rPr>
+                <w:rFonts w:ascii="Consolas" w:cs="Consolas" w:eastAsia="Consolas" w:hAnsi="Consolas"/>
+                <w:sz w:val="17"/>
+                <w:szCs w:val="17"/>
+              </w:rPr>
+              <w:t xml:space="preserve">1,450 m/s</w:t>
             </w:r>
             <w:r>
               <w:rPr>
@@ -19306,7 +19351,7 @@
         <w:spacing w:after="60"/>
       </w:pPr>
       <w:r>
-        <w:t xml:space="preserve">Keep V.LAT green (under 0.1 m/s).</w:t>
+        <w:t xml:space="preserve">Keep V.LAT green (under 0.10 m/s).</w:t>
       </w:r>
     </w:p>
     <w:p>
@@ -19843,7 +19888,7 @@
                 <w:sz w:val="17"/>
                 <w:szCs w:val="17"/>
               </w:rPr>
-              <w:t xml:space="preserve">Lateral drift: speed across the line to the port, one decimal</w:t>
+              <w:t xml:space="preserve">Lateral drift: speed across the line to the port, two decimals</w:t>
             </w:r>
           </w:p>
         </w:tc>
@@ -19869,7 +19914,7 @@
                 <w:sz w:val="17"/>
                 <w:szCs w:val="17"/>
               </w:rPr>
-              <w:t xml:space="preserve">Green under 0.1 m/s; yellow from 0.1; white on red from 0.5</w:t>
+              <w:t xml:space="preserve">Green under 0.10 m/s; yellow from 0.10; white on red from 0.50 (judged on the value as shown)</w:t>
             </w:r>
           </w:p>
         </w:tc>

--- a/Documents/User/Info_Display_Screen_Reference.docx
+++ b/Documents/User/Info_Display_Screen_Reference.docx
@@ -52,7 +52,7 @@
         <w:t xml:space="preserve">Applies to:</w:t>
       </w:r>
       <w:r>
-        <w:t xml:space="preserve"> KCMk1_InfoDisp firmware 1.16.1</w:t>
+        <w:t xml:space="preserve"> KCMk1_InfoDisp firmware 1.16.2</w:t>
       </w:r>
     </w:p>
     <w:p>
@@ -22681,7 +22681,7 @@
         <w:spacing w:after="60"/>
       </w:pPr>
       <w:r>
-        <w:t xml:space="preserve">SAS shows the mode's name. STAB, RETR and RAD+ (radial out, the Landing Autopilot's vertical reference) are white on green; any other mode is white on red, wrong for a landing; </w:t>
+        <w:t xml:space="preserve">SAS shows the mode's name. STAB and RETR are white on green; any other mode is white on red, wrong for a landing. That includes RAD+: radial out is only vertical while moving horizontally, and in a vertical descent it points near the horizon. </w:t>
       </w:r>
       <w:r>
         <w:rPr>
@@ -22690,7 +22690,16 @@
         <w:t xml:space="preserve">SAS</w:t>
       </w:r>
       <w:r>
-        <w:t xml:space="preserve"> is white on red when SAS is off.</w:t>
+        <w:t xml:space="preserve"> is white on red when SAS is off, except while the Landing Autopilot's vertical hold is flying, which turns SAS off on purpose: then the button reads </w:t>
+      </w:r>
+      <w:r>
+        <w:rPr>
+          <w:rFonts w:ascii="Consolas" w:cs="Consolas" w:eastAsia="Consolas" w:hAnsi="Consolas"/>
+        </w:rPr>
+        <w:t xml:space="preserve">VERT</w:t>
+      </w:r>
+      <w:r>
+        <w:t xml:space="preserve"> in green.</w:t>
       </w:r>
     </w:p>
     <w:p>
@@ -27425,7 +27434,7 @@
           <w:i/>
           <w:iCs/>
         </w:rPr>
-        <w:t xml:space="preserve">Holding −4 m/s on descent 310 m over the Mun, radial attitude reference.</w:t>
+        <w:t xml:space="preserve">Holding −4 m/s on descent 310 m over the Mun, ATT REF on VERT.</w:t>
       </w:r>
     </w:p>
     <w:p>
@@ -27532,7 +27541,69 @@
         <w:t xml:space="preserve">OPTIONS.</w:t>
       </w:r>
       <w:r>
-        <w:t xml:space="preserve"> ATT REF toggles RETRO (surface retrograde, kills horizontal speed) and RADIAL (straight up, a vertical descent). TWR overrides the thrust-to-weight used for BRAKE (0–20, or OFF to use the measured or estimated value, shown MEAS or EST). MARGIN adds metres to the ignition altitude (0–5,000). ROLL is the ENTRY roll angle.</w:t>
+        <w:t xml:space="preserve"> ATT REF toggles RETRO and VERT.</w:t>
+      </w:r>
+    </w:p>
+    <w:p>
+      <w:pPr>
+        <w:pStyle w:val="ListParagraph"/>
+        <w:numPr>
+          <w:ilvl w:val="1"/>
+          <w:numId w:val="2"/>
+        </w:numPr>
+        <w:spacing w:after="60"/>
+      </w:pPr>
+      <w:r>
+        <w:rPr>
+          <w:b/>
+          <w:bCs/>
+        </w:rPr>
+        <w:t xml:space="preserve">RETRO</w:t>
+      </w:r>
+      <w:r>
+        <w:t xml:space="preserve"> points the lander surface-retrograde with SAS, which in a descent is straight up and leans against any drift to cancel it. Near zero speed (a hover, or just before touchdown, below 1.5 m/s) it hands over to the vertical hold, and takes back above 3 m/s.</w:t>
+      </w:r>
+    </w:p>
+    <w:p>
+      <w:pPr>
+        <w:pStyle w:val="ListParagraph"/>
+        <w:numPr>
+          <w:ilvl w:val="1"/>
+          <w:numId w:val="2"/>
+        </w:numPr>
+        <w:spacing w:after="60"/>
+      </w:pPr>
+      <w:r>
+        <w:rPr>
+          <w:b/>
+          <w:bCs/>
+        </w:rPr>
+        <w:t xml:space="preserve">VERT</w:t>
+      </w:r>
+      <w:r>
+        <w:t xml:space="preserve"> holds the lander straight up at every speed, for a pure vertical descent; drift is yours to correct.</w:t>
+      </w:r>
+    </w:p>
+    <w:p>
+      <w:pPr>
+        <w:pStyle w:val="ListParagraph"/>
+        <w:numPr>
+          <w:ilvl w:val="1"/>
+          <w:numId w:val="2"/>
+        </w:numPr>
+        <w:spacing w:after="60"/>
+      </w:pPr>
+      <w:r>
+        <w:t xml:space="preserve">The vertical hold steers with the autopilot's own attitude loop and turns SAS off; the POWERED DESCENT SAS button then reads </w:t>
+      </w:r>
+      <w:r>
+        <w:rPr>
+          <w:rFonts w:ascii="Consolas" w:cs="Consolas" w:eastAsia="Consolas" w:hAnsi="Consolas"/>
+        </w:rPr>
+        <w:t xml:space="preserve">VERT</w:t>
+      </w:r>
+      <w:r>
+        <w:t xml:space="preserve"> in green. TWR overrides the thrust-to-weight used for BRAKE (0–20, or OFF to use the measured or estimated value, shown MEAS or EST). MARGIN adds metres to the ignition altitude (0–5,000). ROLL is the ENTRY roll angle.</w:t>
       </w:r>
     </w:p>
     <w:p>

--- a/Documents/User/Info_Display_Screen_Reference.docx
+++ b/Documents/User/Info_Display_Screen_Reference.docx
@@ -100,7 +100,7 @@
         <w:t xml:space="preserve">mission panel</w:t>
       </w:r>
       <w:r>
-        <w:t xml:space="preserve">: it follows the mission phase, and it alone carries the autopilot consoles. Every screen can be reached from either unit; only the sixth sidebar key differs.</w:t>
+        <w:t xml:space="preserve">: it follows the mission phase, and it alone carries the autopilot consoles. Every other screen can be reached from either unit; only the sixth sidebar key differs.</w:t>
       </w:r>
     </w:p>
     <w:p>
@@ -424,10 +424,10 @@
         </w:tblBorders>
       </w:tblPr>
       <w:tblGrid>
-        <w:gridCol w:w="535"/>
-        <w:gridCol w:w="3924"/>
-        <w:gridCol w:w="5351"/>
-        <w:gridCol w:w="4014"/>
+        <w:gridCol w:w="488"/>
+        <w:gridCol w:w="3578"/>
+        <w:gridCol w:w="4879"/>
+        <w:gridCol w:w="4879"/>
       </w:tblGrid>
       <w:tr>
         <w:trPr>
@@ -435,7 +435,7 @@
         </w:trPr>
         <w:tc>
           <w:tcPr>
-            <w:tcW w:type="dxa" w:w="535"/>
+            <w:tcW w:type="dxa" w:w="488"/>
             <w:tcBorders>
               <w:top w:val="single" w:color="999999" w:sz="4"/>
               <w:left w:val="single" w:color="999999" w:sz="4"/>
@@ -464,7 +464,7 @@
         </w:tc>
         <w:tc>
           <w:tcPr>
-            <w:tcW w:type="dxa" w:w="3924"/>
+            <w:tcW w:type="dxa" w:w="3578"/>
             <w:tcBorders>
               <w:top w:val="single" w:color="999999" w:sz="4"/>
               <w:left w:val="single" w:color="999999" w:sz="4"/>
@@ -493,7 +493,7 @@
         </w:tc>
         <w:tc>
           <w:tcPr>
-            <w:tcW w:type="dxa" w:w="5351"/>
+            <w:tcW w:type="dxa" w:w="4879"/>
             <w:tcBorders>
               <w:top w:val="single" w:color="999999" w:sz="4"/>
               <w:left w:val="single" w:color="999999" w:sz="4"/>
@@ -522,7 +522,7 @@
         </w:tc>
         <w:tc>
           <w:tcPr>
-            <w:tcW w:type="dxa" w:w="4014"/>
+            <w:tcW w:type="dxa" w:w="4879"/>
             <w:tcBorders>
               <w:top w:val="single" w:color="999999" w:sz="4"/>
               <w:left w:val="single" w:color="999999" w:sz="4"/>
@@ -553,7 +553,7 @@
       <w:tr>
         <w:tc>
           <w:tcPr>
-            <w:tcW w:type="dxa" w:w="535"/>
+            <w:tcW w:type="dxa" w:w="488"/>
             <w:tcBorders>
               <w:top w:val="single" w:color="999999" w:sz="4"/>
               <w:left w:val="single" w:color="999999" w:sz="4"/>
@@ -579,7 +579,7 @@
         </w:tc>
         <w:tc>
           <w:tcPr>
-            <w:tcW w:type="dxa" w:w="3924"/>
+            <w:tcW w:type="dxa" w:w="3578"/>
             <w:tcBorders>
               <w:top w:val="single" w:color="999999" w:sz="4"/>
               <w:left w:val="single" w:color="999999" w:sz="4"/>
@@ -605,7 +605,7 @@
         </w:tc>
         <w:tc>
           <w:tcPr>
-            <w:tcW w:type="dxa" w:w="5351"/>
+            <w:tcW w:type="dxa" w:w="4879"/>
             <w:tcBorders>
               <w:top w:val="single" w:color="999999" w:sz="4"/>
               <w:left w:val="single" w:color="999999" w:sz="4"/>
@@ -631,27 +631,27 @@
         </w:tc>
         <w:tc>
           <w:tcPr>
-            <w:tcW w:type="dxa" w:w="4014"/>
-            <w:tcBorders>
-              <w:top w:val="single" w:color="999999" w:sz="4"/>
-              <w:left w:val="single" w:color="999999" w:sz="4"/>
-              <w:bottom w:val="single" w:color="999999" w:sz="4"/>
-              <w:right w:val="single" w:color="999999" w:sz="4"/>
-            </w:tcBorders>
-            <w:tcMar>
-              <w:top w:type="dxa" w:w="40"/>
-              <w:left w:type="dxa" w:w="80"/>
-              <w:bottom w:type="dxa" w:w="40"/>
-              <w:right w:type="dxa" w:w="80"/>
-            </w:tcMar>
-          </w:tcPr>
-          <w:p>
-            <w:r>
-              <w:rPr>
-                <w:sz w:val="17"/>
-                <w:szCs w:val="17"/>
-              </w:rPr>
-              <w:t xml:space="preserve">The PFD that suits the vessel</w:t>
+            <w:tcW w:type="dxa" w:w="4879"/>
+            <w:tcBorders>
+              <w:top w:val="single" w:color="999999" w:sz="4"/>
+              <w:left w:val="single" w:color="999999" w:sz="4"/>
+              <w:bottom w:val="single" w:color="999999" w:sz="4"/>
+              <w:right w:val="single" w:color="999999" w:sz="4"/>
+            </w:tcBorders>
+            <w:tcMar>
+              <w:top w:type="dxa" w:w="40"/>
+              <w:left w:type="dxa" w:w="80"/>
+              <w:bottom w:type="dxa" w:w="40"/>
+              <w:right w:type="dxa" w:w="80"/>
+            </w:tcMar>
+          </w:tcPr>
+          <w:p>
+            <w:r>
+              <w:rPr>
+                <w:sz w:val="17"/>
+                <w:szCs w:val="17"/>
+              </w:rPr>
+              <w:t xml:space="preserve">The PFD that suits the vessel, or the one you last cycled to on this vessel</w:t>
             </w:r>
           </w:p>
         </w:tc>
@@ -659,7 +659,7 @@
       <w:tr>
         <w:tc>
           <w:tcPr>
-            <w:tcW w:type="dxa" w:w="535"/>
+            <w:tcW w:type="dxa" w:w="488"/>
             <w:tcBorders>
               <w:top w:val="single" w:color="999999" w:sz="4"/>
               <w:left w:val="single" w:color="999999" w:sz="4"/>
@@ -685,7 +685,7 @@
         </w:tc>
         <w:tc>
           <w:tcPr>
-            <w:tcW w:type="dxa" w:w="3924"/>
+            <w:tcW w:type="dxa" w:w="3578"/>
             <w:tcBorders>
               <w:top w:val="single" w:color="999999" w:sz="4"/>
               <w:left w:val="single" w:color="999999" w:sz="4"/>
@@ -711,7 +711,7 @@
         </w:tc>
         <w:tc>
           <w:tcPr>
-            <w:tcW w:type="dxa" w:w="5351"/>
+            <w:tcW w:type="dxa" w:w="4879"/>
             <w:tcBorders>
               <w:top w:val="single" w:color="999999" w:sz="4"/>
               <w:left w:val="single" w:color="999999" w:sz="4"/>
@@ -737,7 +737,7 @@
         </w:tc>
         <w:tc>
           <w:tcPr>
-            <w:tcW w:type="dxa" w:w="4014"/>
+            <w:tcW w:type="dxa" w:w="4879"/>
             <w:tcBorders>
               <w:top w:val="single" w:color="999999" w:sz="4"/>
               <w:left w:val="single" w:color="999999" w:sz="4"/>
@@ -765,7 +765,7 @@
       <w:tr>
         <w:tc>
           <w:tcPr>
-            <w:tcW w:type="dxa" w:w="535"/>
+            <w:tcW w:type="dxa" w:w="488"/>
             <w:tcBorders>
               <w:top w:val="single" w:color="999999" w:sz="4"/>
               <w:left w:val="single" w:color="999999" w:sz="4"/>
@@ -791,7 +791,7 @@
         </w:tc>
         <w:tc>
           <w:tcPr>
-            <w:tcW w:type="dxa" w:w="3924"/>
+            <w:tcW w:type="dxa" w:w="3578"/>
             <w:tcBorders>
               <w:top w:val="single" w:color="999999" w:sz="4"/>
               <w:left w:val="single" w:color="999999" w:sz="4"/>
@@ -817,7 +817,7 @@
         </w:tc>
         <w:tc>
           <w:tcPr>
-            <w:tcW w:type="dxa" w:w="5351"/>
+            <w:tcW w:type="dxa" w:w="4879"/>
             <w:tcBorders>
               <w:top w:val="single" w:color="999999" w:sz="4"/>
               <w:left w:val="single" w:color="999999" w:sz="4"/>
@@ -843,7 +843,7 @@
         </w:tc>
         <w:tc>
           <w:tcPr>
-            <w:tcW w:type="dxa" w:w="4014"/>
+            <w:tcW w:type="dxa" w:w="4879"/>
             <w:tcBorders>
               <w:top w:val="single" w:color="999999" w:sz="4"/>
               <w:left w:val="single" w:color="999999" w:sz="4"/>
@@ -871,7 +871,7 @@
       <w:tr>
         <w:tc>
           <w:tcPr>
-            <w:tcW w:type="dxa" w:w="535"/>
+            <w:tcW w:type="dxa" w:w="488"/>
             <w:tcBorders>
               <w:top w:val="single" w:color="999999" w:sz="4"/>
               <w:left w:val="single" w:color="999999" w:sz="4"/>
@@ -897,7 +897,7 @@
         </w:tc>
         <w:tc>
           <w:tcPr>
-            <w:tcW w:type="dxa" w:w="3924"/>
+            <w:tcW w:type="dxa" w:w="3578"/>
             <w:tcBorders>
               <w:top w:val="single" w:color="999999" w:sz="4"/>
               <w:left w:val="single" w:color="999999" w:sz="4"/>
@@ -923,7 +923,7 @@
         </w:tc>
         <w:tc>
           <w:tcPr>
-            <w:tcW w:type="dxa" w:w="5351"/>
+            <w:tcW w:type="dxa" w:w="4879"/>
             <w:tcBorders>
               <w:top w:val="single" w:color="999999" w:sz="4"/>
               <w:left w:val="single" w:color="999999" w:sz="4"/>
@@ -949,7 +949,7 @@
         </w:tc>
         <w:tc>
           <w:tcPr>
-            <w:tcW w:type="dxa" w:w="4014"/>
+            <w:tcW w:type="dxa" w:w="4879"/>
             <w:tcBorders>
               <w:top w:val="single" w:color="999999" w:sz="4"/>
               <w:left w:val="single" w:color="999999" w:sz="4"/>
@@ -977,7 +977,7 @@
       <w:tr>
         <w:tc>
           <w:tcPr>
-            <w:tcW w:type="dxa" w:w="535"/>
+            <w:tcW w:type="dxa" w:w="488"/>
             <w:tcBorders>
               <w:top w:val="single" w:color="999999" w:sz="4"/>
               <w:left w:val="single" w:color="999999" w:sz="4"/>
@@ -1003,7 +1003,7 @@
         </w:tc>
         <w:tc>
           <w:tcPr>
-            <w:tcW w:type="dxa" w:w="3924"/>
+            <w:tcW w:type="dxa" w:w="3578"/>
             <w:tcBorders>
               <w:top w:val="single" w:color="999999" w:sz="4"/>
               <w:left w:val="single" w:color="999999" w:sz="4"/>
@@ -1029,7 +1029,7 @@
         </w:tc>
         <w:tc>
           <w:tcPr>
-            <w:tcW w:type="dxa" w:w="5351"/>
+            <w:tcW w:type="dxa" w:w="4879"/>
             <w:tcBorders>
               <w:top w:val="single" w:color="999999" w:sz="4"/>
               <w:left w:val="single" w:color="999999" w:sz="4"/>
@@ -1055,7 +1055,7 @@
         </w:tc>
         <w:tc>
           <w:tcPr>
-            <w:tcW w:type="dxa" w:w="4014"/>
+            <w:tcW w:type="dxa" w:w="4879"/>
             <w:tcBorders>
               <w:top w:val="single" w:color="999999" w:sz="4"/>
               <w:left w:val="single" w:color="999999" w:sz="4"/>
@@ -1083,7 +1083,7 @@
       <w:tr>
         <w:tc>
           <w:tcPr>
-            <w:tcW w:type="dxa" w:w="535"/>
+            <w:tcW w:type="dxa" w:w="488"/>
             <w:tcBorders>
               <w:top w:val="single" w:color="999999" w:sz="4"/>
               <w:left w:val="single" w:color="999999" w:sz="4"/>
@@ -1109,7 +1109,7 @@
         </w:tc>
         <w:tc>
           <w:tcPr>
-            <w:tcW w:type="dxa" w:w="3924"/>
+            <w:tcW w:type="dxa" w:w="3578"/>
             <w:tcBorders>
               <w:top w:val="single" w:color="999999" w:sz="4"/>
               <w:left w:val="single" w:color="999999" w:sz="4"/>
@@ -1135,7 +1135,7 @@
         </w:tc>
         <w:tc>
           <w:tcPr>
-            <w:tcW w:type="dxa" w:w="5351"/>
+            <w:tcW w:type="dxa" w:w="4879"/>
             <w:tcBorders>
               <w:top w:val="single" w:color="999999" w:sz="4"/>
               <w:left w:val="single" w:color="999999" w:sz="4"/>
@@ -1161,7 +1161,7 @@
         </w:tc>
         <w:tc>
           <w:tcPr>
-            <w:tcW w:type="dxa" w:w="4014"/>
+            <w:tcW w:type="dxa" w:w="4879"/>
             <w:tcBorders>
               <w:top w:val="single" w:color="999999" w:sz="4"/>
               <w:left w:val="single" w:color="999999" w:sz="4"/>
@@ -1234,7 +1234,7 @@
         <w:t xml:space="preserve">10 s</w:t>
       </w:r>
       <w:r>
-        <w:t xml:space="preserve"> after a sidebar press, and every numeric rule has a release band wider than its trigger.</w:t>
+        <w:t xml:space="preserve"> after a sidebar press, and most numeric rules have a release band wider than their trigger.</w:t>
       </w:r>
     </w:p>
     <w:p>
@@ -1940,7 +1940,7 @@
                 <w:sz w:val="17"/>
                 <w:szCs w:val="17"/>
               </w:rPr>
-              <w:t xml:space="preserve">Descending with periapsis in the body's re-entry corridor, while still above the atmosphere or faster than Mach 3. Once chosen it holds to touchdown, through the parachute phase, unless the engines thrust (a powered landing) or the vessel is a plane below Mach 3</w:t>
+              <w:t xml:space="preserve">Descending with periapsis below the top of the body's safe re-entry corridor (too steep included), while still above the atmosphere or faster than Mach 3. Once chosen it holds through the rest of the descent, parachutes included, until touchdown; it releases on climbing faster than 50 m/s, on leaving the atmosphere, when the engines thrust (throttle above 2 % with stage burn time left: a powered landing), or for a plane below Mach 3</w:t>
             </w:r>
           </w:p>
         </w:tc>
@@ -3184,7 +3184,7 @@
                 <w:sz w:val="17"/>
                 <w:szCs w:val="17"/>
               </w:rPr>
-              <w:t xml:space="preserve">Cyan</w:t>
+              <w:t xml:space="preserve">Sky-blue value</w:t>
             </w:r>
           </w:p>
         </w:tc>
@@ -3210,7 +3210,61 @@
                 <w:sz w:val="17"/>
                 <w:szCs w:val="17"/>
               </w:rPr>
-              <w:t xml:space="preserve">A console edit or command sent but not yet confirmed</w:t>
+              <w:t xml:space="preserve">A console setpoint edit sent but not yet confirmed</w:t>
+            </w:r>
+          </w:p>
+        </w:tc>
+      </w:tr>
+      <w:tr>
+        <w:tc>
+          <w:tcPr>
+            <w:tcW w:type="dxa" w:w="6214"/>
+            <w:tcBorders>
+              <w:top w:val="single" w:color="999999" w:sz="4"/>
+              <w:left w:val="single" w:color="999999" w:sz="4"/>
+              <w:bottom w:val="single" w:color="999999" w:sz="4"/>
+              <w:right w:val="single" w:color="999999" w:sz="4"/>
+            </w:tcBorders>
+            <w:tcMar>
+              <w:top w:type="dxa" w:w="40"/>
+              <w:left w:type="dxa" w:w="80"/>
+              <w:bottom w:type="dxa" w:w="40"/>
+              <w:right w:type="dxa" w:w="80"/>
+            </w:tcMar>
+          </w:tcPr>
+          <w:p>
+            <w:r>
+              <w:rPr>
+                <w:sz w:val="17"/>
+                <w:szCs w:val="17"/>
+              </w:rPr>
+              <w:t xml:space="preserve">Cyan outline</w:t>
+            </w:r>
+          </w:p>
+        </w:tc>
+        <w:tc>
+          <w:tcPr>
+            <w:tcW w:type="dxa" w:w="7610"/>
+            <w:tcBorders>
+              <w:top w:val="single" w:color="999999" w:sz="4"/>
+              <w:left w:val="single" w:color="999999" w:sz="4"/>
+              <w:bottom w:val="single" w:color="999999" w:sz="4"/>
+              <w:right w:val="single" w:color="999999" w:sz="4"/>
+            </w:tcBorders>
+            <w:tcMar>
+              <w:top w:type="dxa" w:w="40"/>
+              <w:left w:type="dxa" w:w="80"/>
+              <w:bottom w:type="dxa" w:w="40"/>
+              <w:right w:type="dxa" w:w="80"/>
+            </w:tcMar>
+          </w:tcPr>
+          <w:p>
+            <w:r>
+              <w:rPr>
+                <w:sz w:val="17"/>
+                <w:szCs w:val="17"/>
+              </w:rPr>
+              <w:t xml:space="preserve">A console mode or toggle tap sent but not yet confirmed</w:t>
             </w:r>
           </w:p>
         </w:tc>
@@ -3564,7 +3618,7 @@
                 <w:sz w:val="17"/>
                 <w:szCs w:val="17"/>
               </w:rPr>
-              <w:t xml:space="preserve">). The autopilot consoles show whole numbers throughout (</w:t>
+              <w:t xml:space="preserve">). The autopilot consoles show Δv and airspeeds as whole numbers with separators (</w:t>
             </w:r>
             <w:r>
               <w:rPr>
@@ -3594,7 +3648,7 @@
                 <w:sz w:val="17"/>
                 <w:szCs w:val="17"/>
               </w:rPr>
-              <w:t xml:space="preserve">)</w:t>
+              <w:t xml:space="preserve">); their setpoint rates and speeds keep one decimal</w:t>
             </w:r>
           </w:p>
         </w:tc>
@@ -3716,7 +3770,7 @@
                 <w:sz w:val="17"/>
                 <w:szCs w:val="17"/>
               </w:rPr>
-              <w:t xml:space="preserve"> means the moment has passed. Autopilot consoles use the compact </w:t>
+              <w:t xml:space="preserve"> means the moment has passed, except the Orbital Autopilot's T-IGN, which is negative while counting down. Autopilot consoles use the compact </w:t>
             </w:r>
             <w:r>
               <w:rPr>
@@ -6266,7 +6320,7 @@
         <w:t xml:space="preserve">SL / RDR chip.</w:t>
       </w:r>
       <w:r>
-        <w:t xml:space="preserve"> Which altitude row 1 shows; see Buttons.</w:t>
+        <w:t xml:space="preserve"> Which altitude the top row shows; see Buttons.</w:t>
       </w:r>
     </w:p>
     <w:p>
@@ -6281,7 +6335,7 @@
         <w:t xml:space="preserve">Reading the screen.</w:t>
       </w:r>
       <w:r>
-        <w:t xml:space="preserve"> Fly attitude on the ball and speed on IAS, keep the slip ball centred, and treat the AoA arc and AOA row as the stall warning (IAS has no stall colour). AoA is nose pitch minus flight-path pitch, so it is most accurate wings-level. On approach, lower the gear or descend below 750 m radar altitude: row 1 switches to radar altitude and V.VRT and the VSI begin to alarm on landing descent rates. A yellow GEAR button in flight means the gear is down above 160 m/s.</w:t>
+        <w:t xml:space="preserve"> Fly attitude on the ball and speed on IAS, keep the slip ball centred, and treat the AoA arc and AOA row as the stall warning (IAS has no stall colour). AoA is nose pitch minus flight-path pitch, so it is most accurate wings-level. On approach, below 750 m radar altitude the top row switches to radar altitude; that height or lowering the gear turns on the landing colours, so V.VRT and the VSI alarm on landing descent rates. A yellow GEAR button in flight means the gear is down above 160 m/s.</w:t>
       </w:r>
     </w:p>
     <w:p>
@@ -6306,7 +6360,7 @@
         <w:spacing w:after="60"/>
       </w:pPr>
       <w:r>
-        <w:t xml:space="preserve">Row 1 switches to </w:t>
+        <w:t xml:space="preserve">The top row switches to </w:t>
       </w:r>
       <w:r>
         <w:rPr>
@@ -9548,7 +9602,7 @@
                 <w:sz w:val="17"/>
                 <w:szCs w:val="17"/>
               </w:rPr>
-              <w:t xml:space="preserve">Ship green; Probe magenta; Relay violet; Rover olive; Lander navy; Plane sky blue; Station maroon; Base brown; EVA dark green; debris, objects, flags, science and parts dark red</w:t>
+              <w:t xml:space="preserve">Ship green; Probe magenta; Relay violet; Rover olive; Lander navy; Plane sky blue; Station maroon; Base brown; EVA jungle green; debris, objects, flags, science, parts and unknown mid red</w:t>
             </w:r>
           </w:p>
         </w:tc>
@@ -10153,7 +10207,7 @@
         <w:t xml:space="preserve">PRE-LAUNCH → ASCENT</w:t>
       </w:r>
       <w:r>
-        <w:t xml:space="preserve"> happens at launch, or when you tap the board. Either keeps the screen on AUTO. Pressing the PRE key also moves on, but sets MAN for the whole flight, which stops step 3; tap the board instead. Once dismissed, the board does not return while you stay on the pad.</w:t>
+        <w:t xml:space="preserve"> happens at launch, or when you tap the board. Either keeps the screen on AUTO. Pressing the PRE key does the same as a tap. Once dismissed, the board does not return while you stay on the pad.</w:t>
       </w:r>
     </w:p>
     <w:p>
@@ -10301,7 +10355,7 @@
         <w:t xml:space="preserve">Layout.</w:t>
       </w:r>
       <w:r>
-        <w:t xml:space="preserve"> Eight full-width rows; rows 3–5 and 7–8 are split into two cells. No graphics.</w:t>
+        <w:t xml:space="preserve"> Eight full-width rows; the fourth to sixth and the last two are split into two cells. No graphics.</w:t>
       </w:r>
     </w:p>
     <w:p>
@@ -11652,7 +11706,7 @@
         <w:t xml:space="preserve">TGT ORB</w:t>
       </w:r>
       <w:r>
-        <w:t xml:space="preserve"> line marks the target orbit (the orbit-safe altitude plus 20 km: 90 km at Kerbin) once the scale reaches it.</w:t>
+        <w:t xml:space="preserve"> line marks the target orbit (the atmosphere top plus 20 km, or the highest terrain if that is higher: 90 km at Kerbin, 20 km at the Mun) once the scale reaches it.</w:t>
       </w:r>
     </w:p>
     <w:p>
@@ -12718,13 +12772,13 @@
         <w:t xml:space="preserve">ΔV Burn bar (bottom).</w:t>
       </w:r>
       <w:r>
-        <w:t xml:space="preserve"> With a node placed, the node's remaining Δv, draining as you burn. Green, or yellow when the stage has less than 1.1 × the node's Δv. With no node, the bar is empty and the value shows the panel's own estimate in grey (</w:t>
+        <w:t xml:space="preserve"> With a node placed, the node's remaining Δv, draining as you burn. Green, or yellow when the stage has less than 1.1 × the node's Δv. With no node, the bar is empty and the value shows the panel's own estimate in grey (for example </w:t>
       </w:r>
       <w:r>
         <w:rPr>
           <w:rFonts w:ascii="Consolas" w:cs="Consolas" w:eastAsia="Consolas" w:hAnsi="Consolas"/>
         </w:rPr>
-        <w:t xml:space="preserve">est 74m/s</w:t>
+        <w:t xml:space="preserve">est 497m/s</w:t>
       </w:r>
       <w:r>
         <w:t xml:space="preserve">).</w:t>
@@ -17023,7 +17077,7 @@
           <w:i/>
           <w:iCs/>
         </w:rPr>
-        <w:t xml:space="preserve">An 842 m/s node 3 minutes out, nose within 2° of the burn vector, SAS holding the node.</w:t>
+        <w:t xml:space="preserve">An 842 m/s node 3 minutes out, nose about 2° off the burn vector, SAS holding the node.</w:t>
       </w:r>
     </w:p>
     <w:p>
@@ -18150,7 +18204,7 @@
           <w:i/>
           <w:iCs/>
         </w:rPr>
-        <w:t xml:space="preserve">Closing on a target 1,250 m away at 4.2 m/s, nose 3° off and the approach 2° off.</w:t>
+        <w:t xml:space="preserve">Closing on a target 1,250 m away at 4.2 m/s, nose 3° off and the approach about 3° off.</w:t>
       </w:r>
     </w:p>
     <w:p>
@@ -18649,7 +18703,7 @@
                 <w:sz w:val="17"/>
                 <w:szCs w:val="17"/>
               </w:rPr>
-              <w:t xml:space="preserve">White on red faster than 500 m/s inside 5,000 m; yellow when opening (0.05 m/s or more); green when closing or holding station (reads 0.0)</w:t>
+              <w:t xml:space="preserve">White on red faster than 500 m/s either way inside 5,000 m; yellow when opening (0.05 m/s or more); green when closing or holding station (reads 0.0)</w:t>
             </w:r>
           </w:p>
         </w:tc>
@@ -19429,7 +19483,7 @@
         <w:t xml:space="preserve">NO TARGET SET</w:t>
       </w:r>
       <w:r>
-        <w:t xml:space="preserve"> fills the screen in white on red while no target is set.</w:t>
+        <w:t xml:space="preserve"> fills the screen in white on red while no target is set. The scope stays up for up to 2 s after the target drops, while target data is still arriving.</w:t>
       </w:r>
     </w:p>
     <w:p>
@@ -19834,7 +19888,7 @@
                 <w:sz w:val="17"/>
                 <w:szCs w:val="17"/>
               </w:rPr>
-              <w:t xml:space="preserve">White on red faster than 2 m/s inside 100 m; yellow when opening (0.005 m/s or more); green when closing or holding station (reads ±0.00)</w:t>
+              <w:t xml:space="preserve">White on red faster than 2 m/s either way inside 100 m; yellow when opening (0.005 m/s or more); green when closing or holding station (reads ±0.00)</w:t>
             </w:r>
           </w:p>
         </w:tc>
@@ -20378,7 +20432,7 @@
         <w:spacing w:after="60"/>
       </w:pPr>
       <w:r>
-        <w:t xml:space="preserve">SAS: TGT white on green (the right mode for docking); STAB black on cyan; any other mode white on red; </w:t>
+        <w:t xml:space="preserve">SAS: TGT white on green (the right mode for docking); STAB black on sky blue; any other mode white on red; </w:t>
       </w:r>
       <w:r>
         <w:rPr>
@@ -20494,7 +20548,7 @@
         <w:t xml:space="preserve">Plane</w:t>
       </w:r>
       <w:r>
-        <w:t xml:space="preserve"> that is flying in an atmosphere with apoapsis below its top; a spaceplane whose apoapsis has left the atmosphere gets ORBIT instead.</w:t>
+        <w:t xml:space="preserve"> that is flying in an atmosphere with apoapsis below its top. A spaceplane whose apoapsis has left the atmosphere falls through to the rest of the ladder: LAUNCH while it climbs toward orbit, then ORBIT.</w:t>
       </w:r>
     </w:p>
     <w:p>
@@ -21669,7 +21723,7 @@
         <w:t xml:space="preserve">SURF DRIFT cross-pointer</w:t>
       </w:r>
       <w:r>
-        <w:t xml:space="preserve"> (centre): horizontal speed over the ground, ±15 m/s per axis. The vertical needle is left/right drift, the horizontal needle fore/aft (up is forward); where they cross is your drift, and the black centre dot is zero. The lighter square marks ±2 m/s; dotted lines mark ±5 and ±10 m/s. Needle colour follows the combined drift against the same limits as FWD and LAT.</w:t>
+        <w:t xml:space="preserve"> (centre): horizontal speed over the ground, ±15 m/s per axis. The vertical needle is left/right drift, the horizontal needle fore/aft (up is forward); where they cross is your drift, and the black centre dot is zero. The lighter square marks ±2 m/s; dotted lines mark ±5 and ±10 m/s. Needle colour follows the combined drift, √(FWD² + LAT²) ÷ 1.414, against the same limits as FWD and LAT.</w:t>
       </w:r>
     </w:p>
     <w:p>
@@ -21709,7 +21763,7 @@
         <w:t xml:space="preserve">GND TRK compass</w:t>
       </w:r>
       <w:r>
-        <w:t xml:space="preserve"> (below right): heading-up rose with the nose at the top; the green arrow shows which way you are moving over the ground. Hidden at 1 m/s or less.</w:t>
+        <w:t xml:space="preserve"> (below right): heading-up rose with the nose at the top; the green arrow shows which way you are moving over the ground. Hidden at 1 m/s or less of total surface speed.</w:t>
       </w:r>
     </w:p>
     <w:p>
@@ -22796,7 +22850,7 @@
         <w:t xml:space="preserve">Reaching it.</w:t>
       </w:r>
       <w:r>
-        <w:t xml:space="preserve"> Key 5, a second press. Info Display 2 selects it on a body with an atmosphere when you are descending with periapsis below the top of the safe corridor and are above the atmosphere or faster than Mach 3. Once up it stays through the rest of the descent, parachutes included, until touchdown; thrusting engines hand a powered landing to POWERED DESCENT, and a plane goes to NAVIGATION below Mach 3. Only an engaged autopilot and PRE-LAUNCH outrank it.</w:t>
+        <w:t xml:space="preserve"> Key 5, a second press. Info Display 2 selects it on a body with an atmosphere when you are descending with periapsis below the top of the safe corridor and are above the atmosphere or faster than Mach 3. Once up it stays through the rest of the descent, parachutes included, until touchdown. It lets go earlier on climbing faster than 50 m/s or leaving the atmosphere; thrusting engines (throttle above 2 % with stage burn time left) hand a powered landing to POWERED DESCENT, and a plane goes to NAVIGATION below Mach 3. Only an engaged autopilot and PRE-LAUNCH outrank it.</w:t>
       </w:r>
     </w:p>
     <w:p>
@@ -23969,7 +24023,7 @@
                 <w:sz w:val="17"/>
                 <w:szCs w:val="17"/>
               </w:rPr>
-              <w:t xml:space="preserve">STOW: green; yellow from 85 % of the drogue's dynamic-pressure limit; white on red at the limit. ARM (cyan): deployed, but the air is too thin to open it. OPEN: yellow while still partly open above 2,500 m; green below; white on red if opened over the limit. CUT: red</w:t>
+              <w:t xml:space="preserve">STOW: green; yellow from 85 % of the drogue's dynamic-pressure limit; white on red at the limit. ARM (sky blue): deployed, but the air is too thin to open it. OPEN: yellow while still partly open above 2,500 m; green below; white on red while the dynamic pressure is still at or over the limit. CUT: red</w:t>
             </w:r>
           </w:p>
         </w:tc>
@@ -24277,7 +24331,7 @@
         <w:spacing w:after="60"/>
       </w:pPr>
       <w:r>
-        <w:t xml:space="preserve">Throttle above 2 %, climbing, periapsis below the surface: ASCENT.</w:t>
+        <w:t xml:space="preserve">Throttle above 2 %, climbing, periapsis below sea level: ASCENT.</w:t>
       </w:r>
     </w:p>
     <w:p>
@@ -24362,7 +24416,7 @@
         <w:spacing w:after="60"/>
       </w:pPr>
       <w:r>
-        <w:t xml:space="preserve">Kerbals on EVA, flags and debris: no cycle.</w:t>
+        <w:t xml:space="preserve">Kerbals on EVA, flags, debris and space objects: no cycle.</w:t>
       </w:r>
     </w:p>
     <w:p>
@@ -24913,7 +24967,7 @@
         <w:spacing w:after="120"/>
       </w:pPr>
       <w:r>
-        <w:t xml:space="preserve">Engaging a mode captures the current value as its setpoint, so engagement is bumpless. Modes in the same group exclude each other.</w:t>
+        <w:t xml:space="preserve">Most modes capture the current value as their setpoint on engage, so engagement is bumpless. DESC, ENTRY and GS fly the setpoint already in their box, and NAV flies the target bearing. Modes in the same group exclude each other.</w:t>
       </w:r>
     </w:p>
     <w:p>
@@ -24928,7 +24982,7 @@
         <w:t xml:space="preserve">Setpoint boxes and keypad.</w:t>
       </w:r>
       <w:r>
-        <w:t xml:space="preserve"> Tap a boxed value to open the on-screen keypad; the header gives the field and its range. ENT (green) sends the value, clamped to the range; the red X cancels; OFF (where offered) disables the function; +/- changes sign where the field allows it. A box is grey while its mode is off, green while engaged, and cyan while an edit waits for confirmation. You can edit a setpoint at any time; an engaged mode retargets to the new value, and setting a box never engages its mode. A rejected edit stays cyan until you enter a value the autopilot accepts.</w:t>
+        <w:t xml:space="preserve"> Tap a boxed value to open the on-screen keypad; the header gives the field and its range. ENT (green) sends the value, clamped to the range; the red X cancels; OFF (where offered) disables the function; +/- changes sign where the field allows it. A box is grey while its mode is off, green while engaged, and sky blue while an edit waits for confirmation; option boxes with no mode of their own (the rover guard limits, HOLD AT, TWR, MARGIN, ROLL) are always green. You can edit a setpoint at any time; an engaged mode retargets to the new value, and setting a box never engages its mode. A rejected edit stays sky blue until you enter a value the autopilot accepts.</w:t>
       </w:r>
     </w:p>
     <w:p>
@@ -25071,15 +25125,6 @@
           <w:rFonts w:ascii="Consolas" w:cs="Consolas" w:eastAsia="Consolas" w:hAnsi="Consolas"/>
         </w:rPr>
         <w:t xml:space="preserve">TELEMETRY</w:t>
-      </w:r>
-      <w:r>
-        <w:t xml:space="preserve">, </w:t>
-      </w:r>
-      <w:r>
-        <w:rPr>
-          <w:rFonts w:ascii="Consolas" w:cs="Consolas" w:eastAsia="Consolas" w:hAnsi="Consolas"/>
-        </w:rPr>
-        <w:t xml:space="preserve">ASCENT ARMED</w:t>
       </w:r>
       <w:r>
         <w:t xml:space="preserve">, </w:t>
@@ -25353,7 +25398,7 @@
         <w:t xml:space="preserve">ARM</w:t>
       </w:r>
       <w:r>
-        <w:t xml:space="preserve">. Armed: shows the current phase, filled in the phase colour, with "tap to DISARM". While a tap is pending its border turns cyan and the hint reads </w:t>
+        <w:t xml:space="preserve">. Armed: shows the current phase, filled in the phase colour, with "tap to DISARM". While a tap is pending its border turns sky blue and the hint reads </w:t>
       </w:r>
       <w:r>
         <w:rPr>
@@ -25416,7 +25461,7 @@
         <w:spacing w:after="60"/>
       </w:pPr>
       <w:r>
-        <w:t xml:space="preserve">Set TGT AP, INC and LAUNCH, then the profile. Each value is cyan until confirmed.</w:t>
+        <w:t xml:space="preserve">Set TGT AP, INC and LAUNCH, then the profile. Each value is sky blue until confirmed.</w:t>
       </w:r>
     </w:p>
     <w:p>
@@ -26953,7 +26998,22 @@
                 <w:sz w:val="17"/>
                 <w:szCs w:val="17"/>
               </w:rPr>
-              <w:t xml:space="preserve">Time to ignition, counting toward zero, then up after ignition</w:t>
+              <w:t xml:space="preserve">Time to ignition: shown negative while counting down (</w:t>
+            </w:r>
+            <w:r>
+              <w:rPr>
+                <w:rFonts w:ascii="Consolas" w:cs="Consolas" w:eastAsia="Consolas" w:hAnsi="Consolas"/>
+                <w:sz w:val="17"/>
+                <w:szCs w:val="17"/>
+              </w:rPr>
+              <w:t xml:space="preserve">-3:05</w:t>
+            </w:r>
+            <w:r>
+              <w:rPr>
+                <w:sz w:val="17"/>
+                <w:szCs w:val="17"/>
+              </w:rPr>
+              <w:t xml:space="preserve">), positive after ignition</w:t>
             </w:r>
           </w:p>
         </w:tc>
@@ -27434,7 +27494,7 @@
           <w:i/>
           <w:iCs/>
         </w:rPr>
-        <w:t xml:space="preserve">Holding −4 m/s on descent 310 m over the Mun, ATT REF on VERT.</w:t>
+        <w:t xml:space="preserve">DESC set to −4 m/s, 310 m over the Mun and still descending at 6.5 m/s, ATT REF on VERT.</w:t>
       </w:r>
     </w:p>
     <w:p>
@@ -27603,7 +27663,7 @@
         <w:t xml:space="preserve">VERT</w:t>
       </w:r>
       <w:r>
-        <w:t xml:space="preserve"> in green. TWR overrides the thrust-to-weight used for BRAKE (0–20, or OFF to use the measured or estimated value, shown MEAS or EST). MARGIN adds metres to the ignition altitude (0–5,000). ROLL is the ENTRY roll angle.</w:t>
+        <w:t xml:space="preserve"> in green.</w:t>
       </w:r>
     </w:p>
     <w:p>
@@ -27620,10 +27680,50 @@
           <w:b/>
           <w:bCs/>
         </w:rPr>
+        <w:t xml:space="preserve">TWR</w:t>
+      </w:r>
+      <w:r>
+        <w:t xml:space="preserve"> overrides the thrust-to-weight used for BRAKE (0–20, or OFF to use the measured or estimated value, shown MEAS or EST). </w:t>
+      </w:r>
+      <w:r>
+        <w:rPr>
+          <w:b/>
+          <w:bCs/>
+        </w:rPr>
+        <w:t xml:space="preserve">MARGIN</w:t>
+      </w:r>
+      <w:r>
+        <w:t xml:space="preserve"> adds metres to the ignition altitude (0–5,000). </w:t>
+      </w:r>
+      <w:r>
+        <w:rPr>
+          <w:b/>
+          <w:bCs/>
+        </w:rPr>
+        <w:t xml:space="preserve">ROLL</w:t>
+      </w:r>
+      <w:r>
+        <w:t xml:space="preserve"> is the ENTRY roll angle.</w:t>
+      </w:r>
+    </w:p>
+    <w:p>
+      <w:pPr>
+        <w:pStyle w:val="ListParagraph"/>
+        <w:numPr>
+          <w:ilvl w:val="0"/>
+          <w:numId w:val="2"/>
+        </w:numPr>
+        <w:spacing w:after="60"/>
+      </w:pPr>
+      <w:r>
+        <w:rPr>
+          <w:b/>
+          <w:bCs/>
+        </w:rPr>
         <w:t xml:space="preserve">A/P OFF.</w:t>
       </w:r>
       <w:r>
-        <w:t xml:space="preserve"> Disconnects everything; the throttle is left where it is.</w:t>
+        <w:t xml:space="preserve"> Disconnects everything. If DESC, HOVR or BRAKE was flying, the throttle is cut to zero.</w:t>
       </w:r>
     </w:p>
     <w:p>
@@ -27767,7 +27867,7 @@
         <w:t xml:space="preserve">ENTRY</w:t>
       </w:r>
       <w:r>
-        <w:t xml:space="preserve">. Rockets disconnect at 250 m/s; planes hand over to the aircraft autopilot (</w:t>
+        <w:t xml:space="preserve">. Rockets disconnect at 250 m/s; a plane hands over to the aircraft autopilot's ATT and ROLL holds below Mach 2.5, once dynamic pressure passes 5 kPa below the high-atmosphere altitude. Both show </w:t>
       </w:r>
       <w:r>
         <w:rPr>
@@ -27776,7 +27876,7 @@
         <w:t xml:space="preserve">HANDOFF</w:t>
       </w:r>
       <w:r>
-        <w:t xml:space="preserve">).</w:t>
+        <w:t xml:space="preserve">.</w:t>
       </w:r>
     </w:p>
     <w:p>
@@ -27800,7 +27900,7 @@
         <w:t xml:space="preserve">REFUSED</w:t>
       </w:r>
       <w:r>
-        <w:t xml:space="preserve"> (on the ground, stale telemetry, or less than 1.2 g available for BRAKE); </w:t>
+        <w:t xml:space="preserve"> (on the ground, stale telemetry, or a thrust-to-weight below 1.2 for BRAKE); </w:t>
       </w:r>
       <w:r>
         <w:rPr>
@@ -27818,16 +27918,7 @@
         <w:t xml:space="preserve">HANDOFF</w:t>
       </w:r>
       <w:r>
-        <w:t xml:space="preserve">; </w:t>
-      </w:r>
-      <w:r>
-        <w:rPr>
-          <w:rFonts w:ascii="Consolas" w:cs="Consolas" w:eastAsia="Consolas" w:hAnsi="Consolas"/>
-        </w:rPr>
-        <w:t xml:space="preserve">FUEL</w:t>
-      </w:r>
-      <w:r>
-        <w:t xml:space="preserve"> (annunciated, the throttle is kept).</w:t>
+        <w:t xml:space="preserve">.</w:t>
       </w:r>
     </w:p>
     <w:p>
@@ -28978,7 +29069,7 @@
         <w:t xml:space="preserve">LEVER OFF</w:t>
       </w:r>
       <w:r>
-        <w:t xml:space="preserve"> in grey means the autothrottle is engaged but the throttle module is not following it. An attitude mode turns stock SAS off; a full disconnect returns SAS to stability assist.</w:t>
+        <w:t xml:space="preserve"> in grey means the autothrottle is engaged but the throttle module is not following it. An attitude mode turns stock SAS off; releasing the last attitude mode returns SAS to stability assist.</w:t>
       </w:r>
     </w:p>
     <w:p>
@@ -29979,7 +30070,7 @@
         <w:t xml:space="preserve">TGT</w:t>
       </w:r>
       <w:r>
-        <w:t xml:space="preserve"> with CRUISE, and set STOP. Inside 200 m the banner shows </w:t>
+        <w:t xml:space="preserve"> with CRUISE, and set STOP. As it nears the target the rover slows; once that slows it below the cruise speed the banner shows </w:t>
       </w:r>
       <w:r>
         <w:rPr>
@@ -29988,7 +30079,7 @@
         <w:t xml:space="preserve">STOPPING</w:t>
       </w:r>
       <w:r>
-        <w:t xml:space="preserve">; at the STOP distance the rover brakes and the banner shows </w:t>
+        <w:t xml:space="preserve">, and at the STOP distance it brakes and the banner shows </w:t>
       </w:r>
       <w:r>
         <w:rPr>
@@ -30020,7 +30111,7 @@
         <w:t xml:space="preserve">FOLLOW</w:t>
       </w:r>
       <w:r>
-        <w:t xml:space="preserve"> to shadow a moving vessel at its range.</w:t>
+        <w:t xml:space="preserve"> to shadow a moving vessel at its range. FOLLOW sets its own speed, so it disengages CRUISE.</w:t>
       </w:r>
     </w:p>
     <w:p>
@@ -30043,7 +30134,7 @@
         <w:t xml:space="preserve">A/P OFF</w:t>
       </w:r>
       <w:r>
-        <w:t xml:space="preserve">, the brakes (which drop CRUISE with </w:t>
+        <w:t xml:space="preserve">, the brakes (which drop CRUISE and FOLLOW with </w:t>
       </w:r>
       <w:r>
         <w:rPr>
@@ -30085,7 +30176,7 @@
         <w:t xml:space="preserve">ROLL LIMIT</w:t>
       </w:r>
       <w:r>
-        <w:t xml:space="preserve"> (roll passed the limit; cruise drops and the brakes stay on until you release them); </w:t>
+        <w:t xml:space="preserve"> (roll passed the limit; every rover mode drops and the brakes stay on until you release them); </w:t>
       </w:r>
       <w:r>
         <w:rPr>
@@ -30100,10 +30191,19 @@
         <w:rPr>
           <w:rFonts w:ascii="Consolas" w:cs="Consolas" w:eastAsia="Consolas" w:hAnsi="Consolas"/>
         </w:rPr>
+        <w:t xml:space="preserve">NO TARGET</w:t>
+      </w:r>
+      <w:r>
+        <w:t xml:space="preserve"> (TGT or FOLLOW engaged without a target, or FOLLOW lost it); </w:t>
+      </w:r>
+      <w:r>
+        <w:rPr>
+          <w:rFonts w:ascii="Consolas" w:cs="Consolas" w:eastAsia="Consolas" w:hAnsi="Consolas"/>
+        </w:rPr>
         <w:t xml:space="preserve">REFUSED</w:t>
       </w:r>
       <w:r>
-        <w:t xml:space="preserve"> (engaged off the ground or with stale telemetry, or the target was lost).</w:t>
+        <w:t xml:space="preserve"> (engaged off the ground or with stale telemetry, or the TGT target was lost).</w:t>
       </w:r>
     </w:p>
     <w:p>

--- a/Documents/User/Info_Display_Screen_Reference.docx
+++ b/Documents/User/Info_Display_Screen_Reference.docx
@@ -52,7 +52,7 @@
         <w:t xml:space="preserve">Applies to:</w:t>
       </w:r>
       <w:r>
-        <w:t xml:space="preserve"> KCMk1_InfoDisp firmware 1.16.2</w:t>
+        <w:t xml:space="preserve"> KCMk1_InfoDisp firmware 1.16.3</w:t>
       </w:r>
     </w:p>
     <w:p>
@@ -3887,7 +3887,7 @@
           <wp:inline distT="0" distB="0" distL="0" distR="0">
             <wp:extent cx="8782050" cy="5143500"/>
             <wp:effectExtent t="0" r="0" b="0" l="0"/>
-            <wp:docPr id="2" name="SPACECRAFT, 115 × 125 km Kerbin orbit" descr="SPACECRAFT, 115 × 125 km Kerbin orbit" title="SPACECRAFT, 115 × 125 km Kerbin orbit"/>
+            <wp:docPr id="1" name="SPACECRAFT, 115 × 125 km Kerbin orbit" descr="SPACECRAFT, 115 × 125 km Kerbin orbit" title="SPACECRAFT, 115 × 125 km Kerbin orbit"/>
             <wp:cNvGraphicFramePr>
               <a:graphicFrameLocks xmlns:a="http://schemas.openxmlformats.org/drawingml/2006/main" noChangeAspect="1"/>
             </wp:cNvGraphicFramePr>
@@ -6113,7 +6113,7 @@
           <wp:inline distT="0" distB="0" distL="0" distR="0">
             <wp:extent cx="8782050" cy="5143500"/>
             <wp:effectExtent t="0" r="0" b="0" l="0"/>
-            <wp:docPr id="3" name="AIRCRAFT, cruise at 4,500 m" descr="AIRCRAFT, cruise at 4,500 m" title="AIRCRAFT, cruise at 4,500 m"/>
+            <wp:docPr id="1" name="AIRCRAFT, cruise at 4,500 m" descr="AIRCRAFT, cruise at 4,500 m" title="AIRCRAFT, cruise at 4,500 m"/>
             <wp:cNvGraphicFramePr>
               <a:graphicFrameLocks xmlns:a="http://schemas.openxmlformats.org/drawingml/2006/main" noChangeAspect="1"/>
             </wp:cNvGraphicFramePr>
@@ -7871,7 +7871,7 @@
           <wp:inline distT="0" distB="0" distL="0" distR="0">
             <wp:extent cx="8782050" cy="5143500"/>
             <wp:effectExtent t="0" r="0" b="0" l="0"/>
-            <wp:docPr id="4" name="ROVER, driving to a target on the Mun" descr="ROVER, driving to a target on the Mun" title="ROVER, driving to a target on the Mun"/>
+            <wp:docPr id="1" name="ROVER, driving to a target on the Mun" descr="ROVER, driving to a target on the Mun" title="ROVER, driving to a target on the Mun"/>
             <wp:cNvGraphicFramePr>
               <a:graphicFrameLocks xmlns:a="http://schemas.openxmlformats.org/drawingml/2006/main" noChangeAspect="1"/>
             </wp:cNvGraphicFramePr>
@@ -9209,7 +9209,7 @@
           <wp:inline distT="0" distB="0" distL="0" distR="0">
             <wp:extent cx="8782050" cy="5143500"/>
             <wp:effectExtent t="0" r="0" b="0" l="0"/>
-            <wp:docPr id="5" name="VEHICLE INFO" descr="VEHICLE INFO" title="VEHICLE INFO"/>
+            <wp:docPr id="1" name="VEHICLE INFO" descr="VEHICLE INFO" title="VEHICLE INFO"/>
             <wp:cNvGraphicFramePr>
               <a:graphicFrameLocks xmlns:a="http://schemas.openxmlformats.org/drawingml/2006/main" noChangeAspect="1"/>
             </wp:cNvGraphicFramePr>
@@ -10280,7 +10280,7 @@
           <wp:inline distT="0" distB="0" distL="0" distR="0">
             <wp:extent cx="8782050" cy="5143500"/>
             <wp:effectExtent t="0" r="0" b="0" l="0"/>
-            <wp:docPr id="6" name="PRE-LAUNCH board" descr="PRE-LAUNCH board" title="PRE-LAUNCH board"/>
+            <wp:docPr id="1" name="PRE-LAUNCH board" descr="PRE-LAUNCH board" title="PRE-LAUNCH board"/>
             <wp:cNvGraphicFramePr>
               <a:graphicFrameLocks xmlns:a="http://schemas.openxmlformats.org/drawingml/2006/main" noChangeAspect="1"/>
             </wp:cNvGraphicFramePr>
@@ -11574,7 +11574,7 @@
           <wp:inline distT="0" distB="0" distL="0" distR="0">
             <wp:extent cx="8782050" cy="5143500"/>
             <wp:effectExtent t="0" r="0" b="0" l="0"/>
-            <wp:docPr id="7" name="ASCENT, 18.5 km into the gravity turn" descr="ASCENT, 18.5 km into the gravity turn" title="ASCENT, 18.5 km into the gravity turn"/>
+            <wp:docPr id="1" name="ASCENT, 18.5 km into the gravity turn" descr="ASCENT, 18.5 km into the gravity turn" title="ASCENT, 18.5 km into the gravity turn"/>
             <wp:cNvGraphicFramePr>
               <a:graphicFrameLocks xmlns:a="http://schemas.openxmlformats.org/drawingml/2006/main" noChangeAspect="1"/>
             </wp:cNvGraphicFramePr>
@@ -12620,7 +12620,7 @@
           <wp:inline distT="0" distB="0" distL="0" distR="0">
             <wp:extent cx="8782050" cy="5143500"/>
             <wp:effectExtent t="0" r="0" b="0" l="0"/>
-            <wp:docPr id="8" name="CIRCULARIZATION, coasting to apoapsis with a node placed" descr="CIRCULARIZATION, coasting to apoapsis with a node placed" title="CIRCULARIZATION, coasting to apoapsis with a node placed"/>
+            <wp:docPr id="1" name="CIRCULARIZATION, coasting to apoapsis with a node placed" descr="CIRCULARIZATION, coasting to apoapsis with a node placed" title="CIRCULARIZATION, coasting to apoapsis with a node placed"/>
             <wp:cNvGraphicFramePr>
               <a:graphicFrameLocks xmlns:a="http://schemas.openxmlformats.org/drawingml/2006/main" noChangeAspect="1"/>
             </wp:cNvGraphicFramePr>
@@ -14111,7 +14111,7 @@
           <wp:inline distT="0" distB="0" distL="0" distR="0">
             <wp:extent cx="8782050" cy="5143500"/>
             <wp:effectExtent t="0" r="0" b="0" l="0"/>
-            <wp:docPr id="9" name="ORBIT, 115 × 125 km, 6° inclination" descr="ORBIT, 115 × 125 km, 6° inclination" title="ORBIT, 115 × 125 km, 6° inclination"/>
+            <wp:docPr id="1" name="ORBIT, 115 × 125 km, 6° inclination" descr="ORBIT, 115 × 125 km, 6° inclination" title="ORBIT, 115 × 125 km, 6° inclination"/>
             <wp:cNvGraphicFramePr>
               <a:graphicFrameLocks xmlns:a="http://schemas.openxmlformats.org/drawingml/2006/main" noChangeAspect="1"/>
             </wp:cNvGraphicFramePr>
@@ -15441,7 +15441,7 @@
           <wp:inline distT="0" distB="0" distL="0" distR="0">
             <wp:extent cx="8782050" cy="5143500"/>
             <wp:effectExtent t="0" r="0" b="0" l="0"/>
-            <wp:docPr id="10" name="ORBIT ADVANCED" descr="ORBIT ADVANCED" title="ORBIT ADVANCED"/>
+            <wp:docPr id="1" name="ORBIT ADVANCED" descr="ORBIT ADVANCED" title="ORBIT ADVANCED"/>
             <wp:cNvGraphicFramePr>
               <a:graphicFrameLocks xmlns:a="http://schemas.openxmlformats.org/drawingml/2006/main" noChangeAspect="1"/>
             </wp:cNvGraphicFramePr>
@@ -17032,7 +17032,7 @@
           <wp:inline distT="0" distB="0" distL="0" distR="0">
             <wp:extent cx="8782050" cy="5143500"/>
             <wp:effectExtent t="0" r="0" b="0" l="0"/>
-            <wp:docPr id="11" name="MANEUVER, aligned with an 842 m/s node" descr="MANEUVER, aligned with an 842 m/s node" title="MANEUVER, aligned with an 842 m/s node"/>
+            <wp:docPr id="1" name="MANEUVER, aligned with an 842 m/s node" descr="MANEUVER, aligned with an 842 m/s node" title="MANEUVER, aligned with an 842 m/s node"/>
             <wp:cNvGraphicFramePr>
               <a:graphicFrameLocks xmlns:a="http://schemas.openxmlformats.org/drawingml/2006/main" noChangeAspect="1"/>
             </wp:cNvGraphicFramePr>
@@ -18159,7 +18159,7 @@
           <wp:inline distT="0" distB="0" distL="0" distR="0">
             <wp:extent cx="8782050" cy="5143500"/>
             <wp:effectExtent t="0" r="0" b="0" l="0"/>
-            <wp:docPr id="12" name="TARGET, 1,250 m from the target and closing" descr="TARGET, 1,250 m from the target and closing" title="TARGET, 1,250 m from the target and closing"/>
+            <wp:docPr id="1" name="TARGET, 1,250 m from the target and closing" descr="TARGET, 1,250 m from the target and closing" title="TARGET, 1,250 m from the target and closing"/>
             <wp:cNvGraphicFramePr>
               <a:graphicFrameLocks xmlns:a="http://schemas.openxmlformats.org/drawingml/2006/main" noChangeAspect="1"/>
             </wp:cNvGraphicFramePr>
@@ -19178,7 +19178,7 @@
           <wp:inline distT="0" distB="0" distL="0" distR="0">
             <wp:extent cx="8782050" cy="5143500"/>
             <wp:effectExtent t="0" r="0" b="0" l="0"/>
-            <wp:docPr id="13" name="DOCKING, 42 m from the port" descr="DOCKING, 42 m from the port" title="DOCKING, 42 m from the port"/>
+            <wp:docPr id="1" name="DOCKING, 42 m from the port" descr="DOCKING, 42 m from the port" title="DOCKING, 42 m from the port"/>
             <wp:cNvGraphicFramePr>
               <a:graphicFrameLocks xmlns:a="http://schemas.openxmlformats.org/drawingml/2006/main" noChangeAspect="1"/>
             </wp:cNvGraphicFramePr>
@@ -20463,7 +20463,7 @@
           <wp:inline distT="0" distB="0" distL="0" distR="0">
             <wp:extent cx="8782050" cy="5143500"/>
             <wp:effectExtent t="0" r="0" b="0" l="0"/>
-            <wp:docPr id="14" name="NAVIGATION, heading 270° with a target ahead" descr="NAVIGATION, heading 270° with a target ahead" title="NAVIGATION, heading 270° with a target ahead"/>
+            <wp:docPr id="1" name="NAVIGATION, heading 270° with a target ahead" descr="NAVIGATION, heading 270° with a target ahead" title="NAVIGATION, heading 270° with a target ahead"/>
             <wp:cNvGraphicFramePr>
               <a:graphicFrameLocks xmlns:a="http://schemas.openxmlformats.org/drawingml/2006/main" noChangeAspect="1"/>
             </wp:cNvGraphicFramePr>
@@ -21596,7 +21596,7 @@
           <wp:inline distT="0" distB="0" distL="0" distR="0">
             <wp:extent cx="8782050" cy="5143500"/>
             <wp:effectExtent t="0" r="0" b="0" l="0"/>
-            <wp:docPr id="15" name="POWERED DESCENT, 310 m over the Mun" descr="POWERED DESCENT, 310 m over the Mun" title="POWERED DESCENT, 310 m over the Mun"/>
+            <wp:docPr id="1" name="POWERED DESCENT, 310 m over the Mun" descr="POWERED DESCENT, 310 m over the Mun" title="POWERED DESCENT, 310 m over the Mun"/>
             <wp:cNvGraphicFramePr>
               <a:graphicFrameLocks xmlns:a="http://schemas.openxmlformats.org/drawingml/2006/main" noChangeAspect="1"/>
             </wp:cNvGraphicFramePr>
@@ -22775,7 +22775,7 @@
           <wp:inline distT="0" distB="0" distL="0" distR="0">
             <wp:extent cx="8782050" cy="5143500"/>
             <wp:effectExtent t="0" r="0" b="0" l="0"/>
-            <wp:docPr id="16" name="RE-ENTRY, Kerbin entry at Mach 6.9" descr="RE-ENTRY, Kerbin entry at Mach 6.9" title="RE-ENTRY, Kerbin entry at Mach 6.9"/>
+            <wp:docPr id="1" name="RE-ENTRY, Kerbin entry at Mach 6.9" descr="RE-ENTRY, Kerbin entry at Mach 6.9" title="RE-ENTRY, Kerbin entry at Mach 6.9"/>
             <wp:cNvGraphicFramePr>
               <a:graphicFrameLocks xmlns:a="http://schemas.openxmlformats.org/drawingml/2006/main" noChangeAspect="1"/>
             </wp:cNvGraphicFramePr>
@@ -25257,7 +25257,7 @@
           <wp:inline distT="0" distB="0" distL="0" distR="0">
             <wp:extent cx="8782050" cy="5143500"/>
             <wp:effectExtent t="0" r="0" b="0" l="0"/>
-            <wp:docPr id="17" name="ASCENT AUTOPILOT, armed, in the gravity turn" descr="ASCENT AUTOPILOT, armed, in the gravity turn" title="ASCENT AUTOPILOT, armed, in the gravity turn"/>
+            <wp:docPr id="1" name="ASCENT AUTOPILOT, armed, in the gravity turn" descr="ASCENT AUTOPILOT, armed, in the gravity turn" title="ASCENT AUTOPILOT, armed, in the gravity turn"/>
             <wp:cNvGraphicFramePr>
               <a:graphicFrameLocks xmlns:a="http://schemas.openxmlformats.org/drawingml/2006/main" noChangeAspect="1"/>
             </wp:cNvGraphicFramePr>
@@ -26243,7 +26243,7 @@
           <wp:inline distT="0" distB="0" distL="0" distR="0">
             <wp:extent cx="8782050" cy="5143500"/>
             <wp:effectExtent t="0" r="0" b="0" l="0"/>
-            <wp:docPr id="18" name="ORBITAL AUTOPILOT, node burn planned" descr="ORBITAL AUTOPILOT, node burn planned" title="ORBITAL AUTOPILOT, node burn planned"/>
+            <wp:docPr id="1" name="ORBITAL AUTOPILOT, node burn planned" descr="ORBITAL AUTOPILOT, node burn planned" title="ORBITAL AUTOPILOT, node burn planned"/>
             <wp:cNvGraphicFramePr>
               <a:graphicFrameLocks xmlns:a="http://schemas.openxmlformats.org/drawingml/2006/main" noChangeAspect="1"/>
             </wp:cNvGraphicFramePr>
@@ -27449,7 +27449,7 @@
           <wp:inline distT="0" distB="0" distL="0" distR="0">
             <wp:extent cx="8782050" cy="5143500"/>
             <wp:effectExtent t="0" r="0" b="0" l="0"/>
-            <wp:docPr id="19" name="LANDING AUTOPILOT, descent-rate hold over the Mun" descr="LANDING AUTOPILOT, descent-rate hold over the Mun" title="LANDING AUTOPILOT, descent-rate hold over the Mun"/>
+            <wp:docPr id="1" name="LANDING AUTOPILOT, descent-rate hold over the Mun" descr="LANDING AUTOPILOT, descent-rate hold over the Mun" title="LANDING AUTOPILOT, descent-rate hold over the Mun"/>
             <wp:cNvGraphicFramePr>
               <a:graphicFrameLocks xmlns:a="http://schemas.openxmlformats.org/drawingml/2006/main" noChangeAspect="1"/>
             </wp:cNvGraphicFramePr>
@@ -27723,7 +27723,7 @@
         <w:t xml:space="preserve">A/P OFF.</w:t>
       </w:r>
       <w:r>
-        <w:t xml:space="preserve"> Disconnects everything. If DESC, HOVR or BRAKE was flying, the throttle is cut to zero.</w:t>
+        <w:t xml:space="preserve"> Disconnects everything. The throttle is left where it is, so a hover handed back to you keeps its thrust.</w:t>
       </w:r>
     </w:p>
     <w:p>
@@ -28672,7 +28672,7 @@
           <wp:inline distT="0" distB="0" distL="0" distR="0">
             <wp:extent cx="8782050" cy="5143500"/>
             <wp:effectExtent t="0" r="0" b="0" l="0"/>
-            <wp:docPr id="20" name="AIRCRAFT AUTOPILOT, ALT + HDG + IAS cruise" descr="AIRCRAFT AUTOPILOT, ALT + HDG + IAS cruise" title="AIRCRAFT AUTOPILOT, ALT + HDG + IAS cruise"/>
+            <wp:docPr id="1" name="AIRCRAFT AUTOPILOT, ALT + HDG + IAS cruise" descr="AIRCRAFT AUTOPILOT, ALT + HDG + IAS cruise" title="AIRCRAFT AUTOPILOT, ALT + HDG + IAS cruise"/>
             <wp:cNvGraphicFramePr>
               <a:graphicFrameLocks xmlns:a="http://schemas.openxmlformats.org/drawingml/2006/main" noChangeAspect="1"/>
             </wp:cNvGraphicFramePr>
@@ -29808,7 +29808,7 @@
           <wp:inline distT="0" distB="0" distL="0" distR="0">
             <wp:extent cx="8782050" cy="5143500"/>
             <wp:effectExtent t="0" r="0" b="0" l="0"/>
-            <wp:docPr id="21" name="ROVER AUTOPILOT, cruise and heading hold" descr="ROVER AUTOPILOT, cruise and heading hold" title="ROVER AUTOPILOT, cruise and heading hold"/>
+            <wp:docPr id="1" name="ROVER AUTOPILOT, cruise and heading hold" descr="ROVER AUTOPILOT, cruise and heading hold" title="ROVER AUTOPILOT, cruise and heading hold"/>
             <wp:cNvGraphicFramePr>
               <a:graphicFrameLocks xmlns:a="http://schemas.openxmlformats.org/drawingml/2006/main" noChangeAspect="1"/>
             </wp:cNvGraphicFramePr>
@@ -30933,6 +30933,10 @@
 </w:document>
 </file>
 
+<file path=word/comments.xml><?xml version="1.0" encoding="utf-8"?>
+<w:comments xmlns:cx="http://schemas.microsoft.com/office/drawing/2014/chartex" xmlns:cx1="http://schemas.microsoft.com/office/drawing/2015/9/8/chartex" xmlns:cx2="http://schemas.microsoft.com/office/drawing/2015/10/21/chartex" xmlns:cx3="http://schemas.microsoft.com/office/drawing/2016/5/9/chartex" xmlns:cx4="http://schemas.microsoft.com/office/drawing/2016/5/10/chartex" xmlns:cx5="http://schemas.microsoft.com/office/drawing/2016/5/11/chartex" xmlns:cx6="http://schemas.microsoft.com/office/drawing/2016/5/12/chartex" xmlns:cx7="http://schemas.microsoft.com/office/drawing/2016/5/13/chartex" xmlns:cx8="http://schemas.microsoft.com/office/drawing/2016/5/14/chartex" xmlns:mc="http://schemas.openxmlformats.org/markup-compatibility/2006" xmlns:aink="http://schemas.microsoft.com/office/drawing/2016/ink" xmlns:am3d="http://schemas.microsoft.com/office/drawing/2017/model3d" xmlns:o="urn:schemas-microsoft-com:office:office" xmlns:r="http://schemas.openxmlformats.org/officeDocument/2006/relationships" xmlns:m="http://schemas.openxmlformats.org/officeDocument/2006/math" xmlns:v="urn:schemas-microsoft-com:vml" xmlns:wp14="http://schemas.microsoft.com/office/word/2010/wordprocessingDrawing" xmlns:wp="http://schemas.openxmlformats.org/drawingml/2006/wordprocessingDrawing" xmlns:w10="urn:schemas-microsoft-com:office:word" xmlns:w="http://schemas.openxmlformats.org/wordprocessingml/2006/main" xmlns:w14="http://schemas.microsoft.com/office/word/2010/wordml" xmlns:w15="http://schemas.microsoft.com/office/word/2012/wordml" xmlns:w16cex="http://schemas.microsoft.com/office/word/2018/wordml/cex" xmlns:w16cid="http://schemas.microsoft.com/office/word/2016/wordml/cid" xmlns:w16="http://schemas.microsoft.com/office/word/2018/wordml" xmlns:w16sdtdh="http://schemas.microsoft.com/office/word/2020/wordml/sdtdatahash" xmlns:w16se="http://schemas.microsoft.com/office/word/2015/wordml/symex" xmlns:wpg="http://schemas.microsoft.com/office/word/2010/wordprocessingGroup" xmlns:wpi="http://schemas.microsoft.com/office/word/2010/wordprocessingInk" xmlns:wne="http://schemas.microsoft.com/office/word/2006/wordml" xmlns:wps="http://schemas.microsoft.com/office/word/2010/wordprocessingShape"/>
+</file>
+
 <file path=word/endnotes.xml><?xml version="1.0" encoding="utf-8"?>
 <w:endnotes xmlns:wpc="http://schemas.microsoft.com/office/word/2010/wordprocessingCanvas" xmlns:mc="http://schemas.openxmlformats.org/markup-compatibility/2006" xmlns:o="urn:schemas-microsoft-com:office:office" xmlns:r="http://schemas.openxmlformats.org/officeDocument/2006/relationships" xmlns:m="http://schemas.openxmlformats.org/officeDocument/2006/math" xmlns:v="urn:schemas-microsoft-com:vml" xmlns:wp14="http://schemas.microsoft.com/office/word/2010/wordprocessingDrawing" xmlns:wp="http://schemas.openxmlformats.org/drawingml/2006/wordprocessingDrawing" xmlns:w10="urn:schemas-microsoft-com:office:word" xmlns:w="http://schemas.openxmlformats.org/wordprocessingml/2006/main" xmlns:w14="http://schemas.microsoft.com/office/word/2010/wordml" xmlns:w15="http://schemas.microsoft.com/office/word/2012/wordml" xmlns:wpg="http://schemas.microsoft.com/office/word/2010/wordprocessingGroup" xmlns:wpi="http://schemas.microsoft.com/office/word/2010/wordprocessingInk" xmlns:wne="http://schemas.microsoft.com/office/word/2006/wordml" xmlns:wps="http://schemas.microsoft.com/office/word/2010/wordprocessingShape" mc:Ignorable="w14 w15 wp14">
   <w:endnote w:type="separator" w:id="-1">
@@ -31011,7 +31015,7 @@
 <w:numbering xmlns:wpc="http://schemas.microsoft.com/office/word/2010/wordprocessingCanvas" xmlns:mc="http://schemas.openxmlformats.org/markup-compatibility/2006" xmlns:o="urn:schemas-microsoft-com:office:office" xmlns:r="http://schemas.openxmlformats.org/officeDocument/2006/relationships" xmlns:m="http://schemas.openxmlformats.org/officeDocument/2006/math" xmlns:v="urn:schemas-microsoft-com:vml" xmlns:wp14="http://schemas.microsoft.com/office/word/2010/wordprocessingDrawing" xmlns:wp="http://schemas.openxmlformats.org/drawingml/2006/wordprocessingDrawing" xmlns:w10="urn:schemas-microsoft-com:office:word" xmlns:w="http://schemas.openxmlformats.org/wordprocessingml/2006/main" xmlns:w14="http://schemas.microsoft.com/office/word/2010/wordml" xmlns:w15="http://schemas.microsoft.com/office/word/2012/wordml" xmlns:wpg="http://schemas.microsoft.com/office/word/2010/wordprocessingGroup" xmlns:wpi="http://schemas.microsoft.com/office/word/2010/wordprocessingInk" xmlns:wne="http://schemas.microsoft.com/office/word/2006/wordml" xmlns:wps="http://schemas.microsoft.com/office/word/2010/wordprocessingShape" mc:Ignorable="w14 w15 wp14">
   <w:abstractNum w:abstractNumId="1" w15:restartNumberingAfterBreak="0">
     <w:multiLevelType w:val="hybridMultilevel"/>
-    <w:lvl w:ilvl="0" w:tentative="1">
+    <w:lvl w:ilvl="0" w15:tentative="1">
       <w:start w:val="1"/>
       <w:numFmt w:val="bullet"/>
       <w:lvlText w:val="●"/>
@@ -31020,7 +31024,7 @@
         <w:ind w:left="720" w:hanging="360"/>
       </w:pPr>
     </w:lvl>
-    <w:lvl w:ilvl="1" w:tentative="1">
+    <w:lvl w:ilvl="1" w15:tentative="1">
       <w:start w:val="1"/>
       <w:numFmt w:val="bullet"/>
       <w:lvlText w:val="○"/>
@@ -31029,7 +31033,7 @@
         <w:ind w:left="1440" w:hanging="360"/>
       </w:pPr>
     </w:lvl>
-    <w:lvl w:ilvl="2" w:tentative="1">
+    <w:lvl w:ilvl="2" w15:tentative="1">
       <w:start w:val="1"/>
       <w:numFmt w:val="bullet"/>
       <w:lvlText w:val="■"/>
@@ -31038,7 +31042,7 @@
         <w:ind w:left="2160" w:hanging="360"/>
       </w:pPr>
     </w:lvl>
-    <w:lvl w:ilvl="3" w:tentative="1">
+    <w:lvl w:ilvl="3" w15:tentative="1">
       <w:start w:val="1"/>
       <w:numFmt w:val="bullet"/>
       <w:lvlText w:val="●"/>
@@ -31047,7 +31051,7 @@
         <w:ind w:left="2880" w:hanging="360"/>
       </w:pPr>
     </w:lvl>
-    <w:lvl w:ilvl="4" w:tentative="1">
+    <w:lvl w:ilvl="4" w15:tentative="1">
       <w:start w:val="1"/>
       <w:numFmt w:val="bullet"/>
       <w:lvlText w:val="○"/>
@@ -31056,7 +31060,7 @@
         <w:ind w:left="3600" w:hanging="360"/>
       </w:pPr>
     </w:lvl>
-    <w:lvl w:ilvl="5" w:tentative="1">
+    <w:lvl w:ilvl="5" w15:tentative="1">
       <w:start w:val="1"/>
       <w:numFmt w:val="bullet"/>
       <w:lvlText w:val="■"/>
@@ -31065,7 +31069,7 @@
         <w:ind w:left="4320" w:hanging="360"/>
       </w:pPr>
     </w:lvl>
-    <w:lvl w:ilvl="6" w:tentative="1">
+    <w:lvl w:ilvl="6" w15:tentative="1">
       <w:start w:val="1"/>
       <w:numFmt w:val="bullet"/>
       <w:lvlText w:val="●"/>
@@ -31074,7 +31078,7 @@
         <w:ind w:left="5040" w:hanging="360"/>
       </w:pPr>
     </w:lvl>
-    <w:lvl w:ilvl="7" w:tentative="1">
+    <w:lvl w:ilvl="7" w15:tentative="1">
       <w:start w:val="1"/>
       <w:numFmt w:val="bullet"/>
       <w:lvlText w:val="●"/>
@@ -31083,7 +31087,7 @@
         <w:ind w:left="5760" w:hanging="360"/>
       </w:pPr>
     </w:lvl>
-    <w:lvl w:ilvl="8" w:tentative="1">
+    <w:lvl w:ilvl="8" w15:tentative="1">
       <w:start w:val="1"/>
       <w:numFmt w:val="bullet"/>
       <w:lvlText w:val="●"/>
@@ -31095,7 +31099,7 @@
   </w:abstractNum>
   <w:abstractNum w:abstractNumId="2" w15:restartNumberingAfterBreak="0">
     <w:multiLevelType w:val="hybridMultilevel"/>
-    <w:lvl w:ilvl="0" w:tentative="1">
+    <w:lvl w:ilvl="0" w15:tentative="1">
       <w:start w:val="1"/>
       <w:numFmt w:val="bullet"/>
       <w:lvlText w:val="•"/>
@@ -31104,7 +31108,7 @@
         <w:ind w:left="567" w:hanging="283"/>
       </w:pPr>
     </w:lvl>
-    <w:lvl w:ilvl="1" w:tentative="1">
+    <w:lvl w:ilvl="1" w15:tentative="1">
       <w:start w:val="1"/>
       <w:numFmt w:val="bullet"/>
       <w:lvlText w:val="–"/>
@@ -31116,7 +31120,7 @@
   </w:abstractNum>
   <w:abstractNum w:abstractNumId="3" w15:restartNumberingAfterBreak="0">
     <w:multiLevelType w:val="hybridMultilevel"/>
-    <w:lvl w:ilvl="0" w:tentative="1">
+    <w:lvl w:ilvl="0" w15:tentative="1">
       <w:start w:val="1"/>
       <w:numFmt w:val="decimal"/>
       <w:lvlText w:val="%1."/>
@@ -31125,7 +31129,7 @@
         <w:ind w:left="567" w:hanging="340"/>
       </w:pPr>
     </w:lvl>
-    <w:lvl w:ilvl="1" w:tentative="1">
+    <w:lvl w:ilvl="1" w15:tentative="1">
       <w:start w:val="1"/>
       <w:numFmt w:val="lowerLetter"/>
       <w:lvlText w:val="%2."/>
@@ -31146,16 +31150,10 @@
     <w:lvlOverride w:ilvl="0">
       <w:startOverride w:val="1"/>
     </w:lvlOverride>
-    <w:lvlOverride w:ilvl="1">
-      <w:startOverride w:val="1"/>
-    </w:lvlOverride>
   </w:num>
   <w:num w:numId="3">
     <w:abstractNumId w:val="3"/>
     <w:lvlOverride w:ilvl="0">
-      <w:startOverride w:val="1"/>
-    </w:lvlOverride>
-    <w:lvlOverride w:ilvl="1">
       <w:startOverride w:val="1"/>
     </w:lvlOverride>
   </w:num>
@@ -31164,16 +31162,10 @@
     <w:lvlOverride w:ilvl="0">
       <w:startOverride w:val="1"/>
     </w:lvlOverride>
-    <w:lvlOverride w:ilvl="1">
-      <w:startOverride w:val="1"/>
-    </w:lvlOverride>
   </w:num>
   <w:num w:numId="5">
     <w:abstractNumId w:val="3"/>
     <w:lvlOverride w:ilvl="0">
-      <w:startOverride w:val="1"/>
-    </w:lvlOverride>
-    <w:lvlOverride w:ilvl="1">
       <w:startOverride w:val="1"/>
     </w:lvlOverride>
   </w:num>
@@ -31182,16 +31174,10 @@
     <w:lvlOverride w:ilvl="0">
       <w:startOverride w:val="1"/>
     </w:lvlOverride>
-    <w:lvlOverride w:ilvl="1">
-      <w:startOverride w:val="1"/>
-    </w:lvlOverride>
   </w:num>
   <w:num w:numId="7">
     <w:abstractNumId w:val="3"/>
     <w:lvlOverride w:ilvl="0">
-      <w:startOverride w:val="1"/>
-    </w:lvlOverride>
-    <w:lvlOverride w:ilvl="1">
       <w:startOverride w:val="1"/>
     </w:lvlOverride>
   </w:num>
@@ -31200,16 +31186,10 @@
     <w:lvlOverride w:ilvl="0">
       <w:startOverride w:val="1"/>
     </w:lvlOverride>
-    <w:lvlOverride w:ilvl="1">
-      <w:startOverride w:val="1"/>
-    </w:lvlOverride>
   </w:num>
   <w:num w:numId="9">
     <w:abstractNumId w:val="3"/>
     <w:lvlOverride w:ilvl="0">
-      <w:startOverride w:val="1"/>
-    </w:lvlOverride>
-    <w:lvlOverride w:ilvl="1">
       <w:startOverride w:val="1"/>
     </w:lvlOverride>
   </w:num>
@@ -31218,16 +31198,10 @@
     <w:lvlOverride w:ilvl="0">
       <w:startOverride w:val="1"/>
     </w:lvlOverride>
-    <w:lvlOverride w:ilvl="1">
-      <w:startOverride w:val="1"/>
-    </w:lvlOverride>
   </w:num>
   <w:num w:numId="11">
     <w:abstractNumId w:val="3"/>
     <w:lvlOverride w:ilvl="0">
-      <w:startOverride w:val="1"/>
-    </w:lvlOverride>
-    <w:lvlOverride w:ilvl="1">
       <w:startOverride w:val="1"/>
     </w:lvlOverride>
   </w:num>
@@ -31236,16 +31210,10 @@
     <w:lvlOverride w:ilvl="0">
       <w:startOverride w:val="1"/>
     </w:lvlOverride>
-    <w:lvlOverride w:ilvl="1">
-      <w:startOverride w:val="1"/>
-    </w:lvlOverride>
   </w:num>
   <w:num w:numId="13">
     <w:abstractNumId w:val="3"/>
     <w:lvlOverride w:ilvl="0">
-      <w:startOverride w:val="1"/>
-    </w:lvlOverride>
-    <w:lvlOverride w:ilvl="1">
       <w:startOverride w:val="1"/>
     </w:lvlOverride>
   </w:num>
@@ -31254,16 +31222,10 @@
     <w:lvlOverride w:ilvl="0">
       <w:startOverride w:val="1"/>
     </w:lvlOverride>
-    <w:lvlOverride w:ilvl="1">
-      <w:startOverride w:val="1"/>
-    </w:lvlOverride>
   </w:num>
   <w:num w:numId="15">
     <w:abstractNumId w:val="3"/>
     <w:lvlOverride w:ilvl="0">
-      <w:startOverride w:val="1"/>
-    </w:lvlOverride>
-    <w:lvlOverride w:ilvl="1">
       <w:startOverride w:val="1"/>
     </w:lvlOverride>
   </w:num>
@@ -31282,25 +31244,6 @@
     </w:rPrDefault>
     <w:pPrDefault/>
   </w:docDefaults>
-  <w:style w:type="paragraph" w:styleId="Normal" w:default="1">
-    <w:name w:val="Normal"/>
-    <w:qFormat/>
-  </w:style>
-  <w:style w:type="table" w:styleId="TableNormal" w:default="true">
-    <w:name w:val="Normal Table"/>
-    <w:uiPriority w:val="99"/>
-    <w:semiHidden/>
-    <w:unhideWhenUsed/>
-    <w:tblPr>
-      <w:tblInd w:type="dxa" w:w="0"/>
-      <w:tblCellMar>
-        <w:top w:type="dxa" w:w="0"/>
-        <w:left w:type="dxa" w:w="108"/>
-        <w:bottom w:type="dxa" w:w="0"/>
-        <w:right w:type="dxa" w:w="108"/>
-      </w:tblCellMar>
-    </w:tblPr>
-  </w:style>
   <w:style w:type="paragraph" w:styleId="Title">
     <w:name w:val="Title"/>
     <w:basedOn w:val="Normal"/>
@@ -31388,139 +31331,6 @@
     <w:basedOn w:val="Normal"/>
     <w:qFormat/>
   </w:style>
-  <w:style w:type="paragraph" w:styleId="Caption">
-    <w:name w:val="caption"/>
-    <w:basedOn w:val="Normal"/>
-    <w:next w:val="Normal"/>
-    <w:uiPriority w:val="35"/>
-    <w:semiHidden/>
-    <w:unhideWhenUsed/>
-    <w:qFormat/>
-    <w:pPr>
-      <w:spacing w:after="200"/>
-    </w:pPr>
-    <w:rPr>
-      <w:i/>
-      <w:iCs/>
-      <w:color w:val="44546A" w:themeColor="dark2"/>
-      <w:sz w:val="18"/>
-      <w:szCs w:val="18"/>
-    </w:rPr>
-  </w:style>
-  <w:style w:type="paragraph" w:styleId="Bibliography">
-    <w:name w:val="Bibliography"/>
-    <w:basedOn w:val="Normal"/>
-    <w:next w:val="Normal"/>
-    <w:uiPriority w:val="37"/>
-    <w:unhideWhenUsed/>
-  </w:style>
-  <w:style w:type="paragraph" w:styleId="TOC1">
-    <w:name w:val="toc 1"/>
-    <w:basedOn w:val="Normal"/>
-    <w:next w:val="Normal"/>
-    <w:uiPriority w:val="39"/>
-    <w:semiHidden/>
-    <w:unhideWhenUsed/>
-    <w:pPr>
-      <w:spacing w:after="100"/>
-    </w:pPr>
-  </w:style>
-  <w:style w:type="paragraph" w:styleId="TOC2">
-    <w:name w:val="toc 2"/>
-    <w:basedOn w:val="Normal"/>
-    <w:next w:val="Normal"/>
-    <w:uiPriority w:val="39"/>
-    <w:semiHidden/>
-    <w:unhideWhenUsed/>
-    <w:pPr>
-      <w:spacing w:after="100"/>
-      <w:ind w:left="210"/>
-    </w:pPr>
-  </w:style>
-  <w:style w:type="paragraph" w:styleId="TOC3">
-    <w:name w:val="toc 3"/>
-    <w:basedOn w:val="Normal"/>
-    <w:next w:val="Normal"/>
-    <w:uiPriority w:val="39"/>
-    <w:semiHidden/>
-    <w:unhideWhenUsed/>
-    <w:pPr>
-      <w:spacing w:after="100"/>
-      <w:ind w:left="420"/>
-    </w:pPr>
-  </w:style>
-  <w:style w:type="paragraph" w:styleId="TOC4">
-    <w:name w:val="toc 4"/>
-    <w:basedOn w:val="Normal"/>
-    <w:next w:val="Normal"/>
-    <w:uiPriority w:val="39"/>
-    <w:semiHidden/>
-    <w:unhideWhenUsed/>
-    <w:pPr>
-      <w:spacing w:after="100"/>
-      <w:ind w:left="630"/>
-    </w:pPr>
-  </w:style>
-  <w:style w:type="paragraph" w:styleId="TOC5">
-    <w:name w:val="toc 5"/>
-    <w:basedOn w:val="Normal"/>
-    <w:next w:val="Normal"/>
-    <w:uiPriority w:val="39"/>
-    <w:semiHidden/>
-    <w:unhideWhenUsed/>
-    <w:pPr>
-      <w:spacing w:after="100"/>
-      <w:ind w:left="840"/>
-    </w:pPr>
-  </w:style>
-  <w:style w:type="paragraph" w:styleId="TOC6">
-    <w:name w:val="toc 6"/>
-    <w:basedOn w:val="Normal"/>
-    <w:next w:val="Normal"/>
-    <w:uiPriority w:val="39"/>
-    <w:semiHidden/>
-    <w:unhideWhenUsed/>
-    <w:pPr>
-      <w:spacing w:after="100"/>
-      <w:ind w:left="1050"/>
-    </w:pPr>
-  </w:style>
-  <w:style w:type="paragraph" w:styleId="TOC7">
-    <w:name w:val="toc 7"/>
-    <w:basedOn w:val="Normal"/>
-    <w:next w:val="Normal"/>
-    <w:uiPriority w:val="39"/>
-    <w:semiHidden/>
-    <w:unhideWhenUsed/>
-    <w:pPr>
-      <w:spacing w:after="100"/>
-      <w:ind w:left="1260"/>
-    </w:pPr>
-  </w:style>
-  <w:style w:type="paragraph" w:styleId="TOC8">
-    <w:name w:val="toc 8"/>
-    <w:basedOn w:val="Normal"/>
-    <w:next w:val="Normal"/>
-    <w:uiPriority w:val="39"/>
-    <w:semiHidden/>
-    <w:unhideWhenUsed/>
-    <w:pPr>
-      <w:spacing w:after="100"/>
-      <w:ind w:left="1470"/>
-    </w:pPr>
-  </w:style>
-  <w:style w:type="paragraph" w:styleId="TOC9">
-    <w:name w:val="toc 9"/>
-    <w:basedOn w:val="Normal"/>
-    <w:next w:val="Normal"/>
-    <w:uiPriority w:val="39"/>
-    <w:semiHidden/>
-    <w:unhideWhenUsed/>
-    <w:pPr>
-      <w:spacing w:after="100"/>
-      <w:ind w:left="1680"/>
-    </w:pPr>
-  </w:style>
   <w:style w:type="character" w:styleId="Hyperlink">
     <w:name w:val="Hyperlink"/>
     <w:basedOn w:val="DefaultParagraphFont"/>
@@ -31605,302 +31415,5 @@
       <w:szCs w:val="20"/>
     </w:rPr>
   </w:style>
-  <w:style w:type="character" w:styleId="LineNumber">
-    <w:name w:val="line number"/>
-    <w:basedOn w:val="DefaultParagraphFont"/>
-    <w:uiPriority w:val="99"/>
-    <w:semiHidden/>
-    <w:unhideWhenUsed/>
-  </w:style>
 </w:styles>
-</file>
-
-<file path=word/theme/theme1.xml><?xml version="1.0" encoding="utf-8"?>
-<a:theme xmlns:a="http://schemas.openxmlformats.org/drawingml/2006/main" name="Office Theme">
-  <a:themeElements>
-    <a:clrScheme name="Office">
-      <a:dk1>
-        <a:sysClr val="windowText" lastClr="000000"/>
-      </a:dk1>
-      <a:lt1>
-        <a:sysClr val="window" lastClr="FFFFFF"/>
-      </a:lt1>
-      <a:dk2>
-        <a:srgbClr val="44546A"/>
-      </a:dk2>
-      <a:lt2>
-        <a:srgbClr val="E7E6E6"/>
-      </a:lt2>
-      <a:accent1>
-        <a:srgbClr val="4472C4"/>
-      </a:accent1>
-      <a:accent2>
-        <a:srgbClr val="ED7D31"/>
-      </a:accent2>
-      <a:accent3>
-        <a:srgbClr val="A5A5A5"/>
-      </a:accent3>
-      <a:accent4>
-        <a:srgbClr val="FFC000"/>
-      </a:accent4>
-      <a:accent5>
-        <a:srgbClr val="5B9BD5"/>
-      </a:accent5>
-      <a:accent6>
-        <a:srgbClr val="70AD47"/>
-      </a:accent6>
-      <a:hlink>
-        <a:srgbClr val="0563C1"/>
-      </a:hlink>
-      <a:folHlink>
-        <a:srgbClr val="954F72"/>
-      </a:folHlink>
-    </a:clrScheme>
-    <a:fontScheme name="Office">
-      <a:majorFont>
-        <a:latin typeface="Calibri Light" panose="020F0302020204030204"/>
-        <a:ea typeface=""/>
-        <a:cs typeface=""/>
-        <a:font script="Jpan" typeface="游ゴシック Light"/>
-        <a:font script="Hang" typeface="맑은 고딕"/>
-        <a:font script="Hans" typeface="等线 Light"/>
-        <a:font script="Hant" typeface="新細明體"/>
-        <a:font script="Arab" typeface="Times New Roman"/>
-        <a:font script="Hebr" typeface="Times New Roman"/>
-        <a:font script="Thai" typeface="Angsana New"/>
-        <a:font script="Ethi" typeface="Nyala"/>
-        <a:font script="Beng" typeface="Vrinda"/>
-        <a:font script="Gujr" typeface="Shruti"/>
-        <a:font script="Khmr" typeface="MoolBoran"/>
-        <a:font script="Knda" typeface="Tunga"/>
-        <a:font script="Guru" typeface="Raavi"/>
-        <a:font script="Cans" typeface="Euphemia"/>
-        <a:font script="Cher" typeface="Plantagenet Cherokee"/>
-        <a:font script="Yiii" typeface="Microsoft Yi Baiti"/>
-        <a:font script="Tibt" typeface="Microsoft Himalaya"/>
-        <a:font script="Thaa" typeface="MV Boli"/>
-        <a:font script="Deva" typeface="Mangal"/>
-        <a:font script="Telu" typeface="Gautami"/>
-        <a:font script="Taml" typeface="Latha"/>
-        <a:font script="Syrc" typeface="Estrangelo Edessa"/>
-        <a:font script="Orya" typeface="Kalinga"/>
-        <a:font script="Mlym" typeface="Kartika"/>
-        <a:font script="Laoo" typeface="DokChampa"/>
-        <a:font script="Sinh" typeface="Iskoola Pota"/>
-        <a:font script="Mong" typeface="Mongolian Baiti"/>
-        <a:font script="Viet" typeface="Times New Roman"/>
-        <a:font script="Uigh" typeface="Microsoft Uighur"/>
-        <a:font script="Geor" typeface="Sylfaen"/>
-        <a:font script="Armn" typeface="Arial"/>
-        <a:font script="Bugi" typeface="Leelawadee UI"/>
-        <a:font script="Bopo" typeface="Microsoft JhengHei"/>
-        <a:font script="Java" typeface="Javanese Text"/>
-        <a:font script="Lisu" typeface="Segoe UI"/>
-        <a:font script="Mymr" typeface="Myanmar Text"/>
-        <a:font script="Nkoo" typeface="Ebrima"/>
-        <a:font script="Olck" typeface="Nirmala UI"/>
-        <a:font script="Osma" typeface="Ebrima"/>
-        <a:font script="Phag" typeface="Phagspa"/>
-        <a:font script="Syrn" typeface="Estrangelo Edessa"/>
-        <a:font script="Syrj" typeface="Estrangelo Edessa"/>
-        <a:font script="Syre" typeface="Estrangelo Edessa"/>
-        <a:font script="Sora" typeface="Nirmala UI"/>
-        <a:font script="Tale" typeface="Microsoft Tai Le"/>
-        <a:font script="Talu" typeface="Microsoft New Tai Lue"/>
-        <a:font script="Tfng" typeface="Ebrima"/>
-      </a:majorFont>
-      <a:minorFont>
-        <a:latin typeface="Calibri" panose="020F0502020204030204"/>
-        <a:ea typeface=""/>
-        <a:cs typeface=""/>
-        <a:font script="Jpan" typeface="游明朝"/>
-        <a:font script="Hang" typeface="맑은 고딕"/>
-        <a:font script="Hans" typeface="等线"/>
-        <a:font script="Hant" typeface="新細明體"/>
-        <a:font script="Arab" typeface="Arial"/>
-        <a:font script="Hebr" typeface="Arial"/>
-        <a:font script="Thai" typeface="Cordia New"/>
-        <a:font script="Ethi" typeface="Nyala"/>
-        <a:font script="Beng" typeface="Vrinda"/>
-        <a:font script="Gujr" typeface="Shruti"/>
-        <a:font script="Khmr" typeface="DaunPenh"/>
-        <a:font script="Knda" typeface="Tunga"/>
-        <a:font script="Guru" typeface="Raavi"/>
-        <a:font script="Cans" typeface="Euphemia"/>
-        <a:font script="Cher" typeface="Plantagenet Cherokee"/>
-        <a:font script="Yiii" typeface="Microsoft Yi Baiti"/>
-        <a:font script="Tibt" typeface="Microsoft Himalaya"/>
-        <a:font script="Thaa" typeface="MV Boli"/>
-        <a:font script="Deva" typeface="Mangal"/>
-        <a:font script="Telu" typeface="Gautami"/>
-        <a:font script="Taml" typeface="Latha"/>
-        <a:font script="Syrc" typeface="Estrangelo Edessa"/>
-        <a:font script="Orya" typeface="Kalinga"/>
-        <a:font script="Mlym" typeface="Kartika"/>
-        <a:font script="Laoo" typeface="DokChampa"/>
-        <a:font script="Sinh" typeface="Iskoola Pota"/>
-        <a:font script="Mong" typeface="Mongolian Baiti"/>
-        <a:font script="Viet" typeface="Arial"/>
-        <a:font script="Uigh" typeface="Microsoft Uighur"/>
-        <a:font script="Geor" typeface="Sylfaen"/>
-        <a:font script="Armn" typeface="Arial"/>
-        <a:font script="Bugi" typeface="Leelawadee UI"/>
-        <a:font script="Bopo" typeface="Microsoft JhengHei"/>
-        <a:font script="Java" typeface="Javanese Text"/>
-        <a:font script="Lisu" typeface="Segoe UI"/>
-        <a:font script="Mymr" typeface="Myanmar Text"/>
-        <a:font script="Nkoo" typeface="Ebrima"/>
-        <a:font script="Olck" typeface="Nirmala UI"/>
-        <a:font script="Osma" typeface="Ebrima"/>
-        <a:font script="Phag" typeface="Phagspa"/>
-        <a:font script="Syrn" typeface="Estrangelo Edessa"/>
-        <a:font script="Syrj" typeface="Estrangelo Edessa"/>
-        <a:font script="Syre" typeface="Estrangelo Edessa"/>
-        <a:font script="Sora" typeface="Nirmala UI"/>
-        <a:font script="Tale" typeface="Microsoft Tai Le"/>
-        <a:font script="Talu" typeface="Microsoft New Tai Lue"/>
-        <a:font script="Tfng" typeface="Ebrima"/>
-      </a:minorFont>
-    </a:fontScheme>
-    <a:fmtScheme name="Office">
-      <a:fillStyleLst>
-        <a:solidFill>
-          <a:schemeClr val="phClr"/>
-        </a:solidFill>
-        <a:gradFill rotWithShape="true">
-          <a:gsLst>
-            <a:gs pos="0">
-              <a:schemeClr val="phClr">
-                <a:lumMod val="110000"/>
-                <a:satMod val="105000"/>
-                <a:tint val="67000"/>
-              </a:schemeClr>
-            </a:gs>
-            <a:gs pos="50000">
-              <a:schemeClr val="phClr">
-                <a:lumMod val="105000"/>
-                <a:satMod val="103000"/>
-                <a:tint val="73000"/>
-              </a:schemeClr>
-            </a:gs>
-            <a:gs pos="100000">
-              <a:schemeClr val="phClr">
-                <a:lumMod val="105000"/>
-                <a:satMod val="109000"/>
-                <a:tint val="81000"/>
-              </a:schemeClr>
-            </a:gs>
-          </a:gsLst>
-          <a:lin ang="5400000" scaled="false"/>
-        </a:gradFill>
-        <a:gradFill rotWithShape="true">
-          <a:gsLst>
-            <a:gs pos="0">
-              <a:schemeClr val="phClr">
-                <a:satMod val="103000"/>
-                <a:lumMod val="102000"/>
-                <a:tint val="94000"/>
-              </a:schemeClr>
-            </a:gs>
-            <a:gs pos="50000">
-              <a:schemeClr val="phClr">
-                <a:satMod val="110000"/>
-                <a:lumMod val="100000"/>
-                <a:shade val="100000"/>
-              </a:schemeClr>
-            </a:gs>
-            <a:gs pos="100000">
-              <a:schemeClr val="phClr">
-                <a:lumMod val="99000"/>
-                <a:satMod val="120000"/>
-                <a:shade val="78000"/>
-              </a:schemeClr>
-            </a:gs>
-          </a:gsLst>
-          <a:lin ang="5400000" scaled="false"/>
-        </a:gradFill>
-      </a:fillStyleLst>
-      <a:lnStyleLst>
-        <a:ln w="6350" cap="flat" cmpd="sng" algn="ctr">
-          <a:solidFill>
-            <a:schemeClr val="phClr"/>
-          </a:solidFill>
-          <a:prstDash val="solid"/>
-          <a:miter lim="800000"/>
-        </a:ln>
-        <a:ln w="12700" cap="flat" cmpd="sng" algn="ctr">
-          <a:solidFill>
-            <a:schemeClr val="phClr"/>
-          </a:solidFill>
-          <a:prstDash val="solid"/>
-          <a:miter lim="800000"/>
-        </a:ln>
-        <a:ln w="19050" cap="flat" cmpd="sng" algn="ctr">
-          <a:solidFill>
-            <a:schemeClr val="phClr"/>
-          </a:solidFill>
-          <a:prstDash val="solid"/>
-          <a:miter lim="800000"/>
-        </a:ln>
-      </a:lnStyleLst>
-      <a:effectStyleLst>
-        <a:effectStyle>
-          <a:effectLst/>
-        </a:effectStyle>
-        <a:effectStyle>
-          <a:effectLst/>
-        </a:effectStyle>
-        <a:effectStyle>
-          <a:effectLst>
-            <a:outerShdw blurRad="57150" dist="19050" dir="5400000" algn="ctr" rotWithShape="false">
-              <a:srgbClr val="000000">
-                <a:alpha val="63000"/>
-              </a:srgbClr>
-            </a:outerShdw>
-          </a:effectLst>
-        </a:effectStyle>
-      </a:effectStyleLst>
-      <a:bgFillStyleLst>
-        <a:solidFill>
-          <a:schemeClr val="phClr"/>
-        </a:solidFill>
-        <a:solidFill>
-          <a:schemeClr val="phClr">
-            <a:tint val="95000"/>
-            <a:satMod val="170000"/>
-          </a:schemeClr>
-        </a:solidFill>
-        <a:gradFill rotWithShape="true">
-          <a:gsLst>
-            <a:gs pos="0">
-              <a:schemeClr val="phClr">
-                <a:tint val="93000"/>
-                <a:satMod val="150000"/>
-                <a:shade val="98000"/>
-                <a:lumMod val="102000"/>
-              </a:schemeClr>
-            </a:gs>
-            <a:gs pos="50000">
-              <a:schemeClr val="phClr">
-                <a:tint val="98000"/>
-                <a:satMod val="130000"/>
-                <a:shade val="90000"/>
-                <a:lumMod val="103000"/>
-              </a:schemeClr>
-            </a:gs>
-            <a:gs pos="100000">
-              <a:schemeClr val="phClr">
-                <a:shade val="63000"/>
-                <a:satMod val="120000"/>
-              </a:schemeClr>
-            </a:gs>
-          </a:gsLst>
-          <a:lin ang="5400000" scaled="false"/>
-        </a:gradFill>
-      </a:bgFillStyleLst>
-    </a:fmtScheme>
-  </a:themeElements>
-  <a:objectDefaults/>
-  <a:extraClrSchemeLst/>
-</a:theme>
 </file>
--- a/Documents/User/Info_Display_Screen_Reference.docx
+++ b/Documents/User/Info_Display_Screen_Reference.docx
@@ -27723,7 +27723,7 @@
         <w:t xml:space="preserve">A/P OFF.</w:t>
       </w:r>
       <w:r>
-        <w:t xml:space="preserve"> Disconnects everything. The throttle is left where it is, so a hover handed back to you keeps its thrust.</w:t>
+        <w:t xml:space="preserve"> Disconnects everything. The throttle is left where it is, so a hover handed back to you keeps its thrust. The same holds for tapping a mode off or switching between modes: only touchdown cuts the throttle. (BRAKE, engaged, holds zero until its ignition altitude.)</w:t>
       </w:r>
     </w:p>
     <w:p>

--- a/Documents/User/Info_Display_Screen_Reference.docx
+++ b/Documents/User/Info_Display_Screen_Reference.docx
@@ -25019,6 +25019,30 @@
           <w:b/>
           <w:bCs/>
         </w:rPr>
+        <w:t xml:space="preserve">The throttle stays where it is whenever an autopilot lets go</w:t>
+      </w:r>
+      <w:r>
+        <w:t xml:space="preserve">, whatever the cause: A/P OFF, tapping a mode off, DISARM, stick or lever input, the abort button, lost telemetry or another autopilot taking over. You take over at the thrust the autopilot was using, with no jump. The throttle goes to zero only when a mode's own job calls for it: ascent engine cutoff and coast, the end of a completed burn (</w:t>
+      </w:r>
+      <w:r>
+        <w:rPr>
+          <w:rFonts w:ascii="Consolas" w:cs="Consolas" w:eastAsia="Consolas" w:hAnsi="Consolas"/>
+        </w:rPr>
+        <w:t xml:space="preserve">DONE</w:t>
+      </w:r>
+      <w:r>
+        <w:t xml:space="preserve">), BRAKE waiting for its ignition altitude, and touchdown.</w:t>
+      </w:r>
+    </w:p>
+    <w:p>
+      <w:pPr>
+        <w:spacing w:after="120"/>
+      </w:pPr>
+      <w:r>
+        <w:rPr>
+          <w:b/>
+          <w:bCs/>
+        </w:rPr>
         <w:t xml:space="preserve">Pilot input disconnects every autopilot.</w:t>
       </w:r>
       <w:r>
@@ -25519,7 +25543,7 @@
         <w:spacing w:after="60"/>
       </w:pPr>
       <w:r>
-        <w:t xml:space="preserve">To stop, tap the button (DISARM), or take the stick or throttle.</w:t>
+        <w:t xml:space="preserve">To stop, tap the button (DISARM), or take the stick or throttle. The throttle stays where it is.</w:t>
       </w:r>
     </w:p>
     <w:p>
@@ -26424,7 +26448,7 @@
         <w:t xml:space="preserve">A/P OFF.</w:t>
       </w:r>
       <w:r>
-        <w:t xml:space="preserve"> Aborts and turns everything off.</w:t>
+        <w:t xml:space="preserve"> Aborts and turns everything off. A burn in progress keeps its throttle for you to take over; only a completed burn cuts it.</w:t>
       </w:r>
     </w:p>
     <w:p>

--- a/Documents/User/Info_Display_Screen_Reference.docx
+++ b/Documents/User/Info_Display_Screen_Reference.docx
@@ -52,7 +52,7 @@
         <w:t xml:space="preserve">Applies to:</w:t>
       </w:r>
       <w:r>
-        <w:t xml:space="preserve"> KCMk1_InfoDisp firmware 1.16.3</w:t>
+        <w:t xml:space="preserve"> KCMk1_InfoDisp firmware 1.16.4</w:t>
       </w:r>
     </w:p>
     <w:p>
@@ -4352,7 +4352,7 @@
           <w:b/>
           <w:bCs/>
         </w:rPr>
-        <w:t xml:space="preserve">T+AP</w:t>
+        <w:t xml:space="preserve">T+Ap</w:t>
       </w:r>
       <w:r>
         <w:t xml:space="preserve"> or </w:t>
@@ -4362,7 +4362,7 @@
           <w:b/>
           <w:bCs/>
         </w:rPr>
-        <w:t xml:space="preserve">T+PE</w:t>
+        <w:t xml:space="preserve">T+Pe</w:t>
       </w:r>
       <w:r>
         <w:t xml:space="preserve">, whichever apsis comes sooner.</w:t>
@@ -4435,7 +4435,7 @@
         <w:t xml:space="preserve">Dashes.</w:t>
       </w:r>
       <w:r>
-        <w:t xml:space="preserve"> ALT.SL, V.ORB / V.SRF, APA, PEA and T+AP dash out when KSP sends neither a positive apoapsis nor a positive periapsis. T+IGN dashes with no node.</w:t>
+        <w:t xml:space="preserve"> ALT.SL, V.ORB / V.SRF, ApA, PeA and T+Ap dash out when KSP sends neither a positive apoapsis nor a positive periapsis. T+IGN dashes with no node.</w:t>
       </w:r>
     </w:p>
     <w:p>
@@ -4455,7 +4455,7 @@
         <w:t xml:space="preserve">Escape trajectory.</w:t>
       </w:r>
       <w:r>
-        <w:t xml:space="preserve"> APA shows </w:t>
+        <w:t xml:space="preserve"> ApA shows </w:t>
       </w:r>
       <w:r>
         <w:rPr>
@@ -4791,7 +4791,7 @@
                 <w:sz w:val="17"/>
                 <w:szCs w:val="17"/>
               </w:rPr>
-              <w:t xml:space="preserve">APA</w:t>
+              <w:t xml:space="preserve">ApA</w:t>
             </w:r>
           </w:p>
         </w:tc>
@@ -4886,7 +4886,7 @@
                 <w:sz w:val="17"/>
                 <w:szCs w:val="17"/>
               </w:rPr>
-              <w:t xml:space="preserve">PEA</w:t>
+              <w:t xml:space="preserve">PeA</w:t>
             </w:r>
           </w:p>
         </w:tc>
@@ -4966,7 +4966,7 @@
                 <w:sz w:val="17"/>
                 <w:szCs w:val="17"/>
               </w:rPr>
-              <w:t xml:space="preserve">T+AP / T+PE</w:t>
+              <w:t xml:space="preserve">T+Ap / T+Pe</w:t>
             </w:r>
           </w:p>
         </w:tc>
@@ -11851,7 +11851,7 @@
         <w:t xml:space="preserve">Reading the screen.</w:t>
       </w:r>
       <w:r>
-        <w:t xml:space="preserve"> Keep the green FPA needle on the yellow target triangle. Watch the hollow Ap triangle climb toward the TGT ORB line. Back off the throttle if Q goes yellow (20 kPa) or red (40 kPa); it peaks around 5–8 km. STG.BRN and ΔV.STG warn of staging before the STAGE light does. T+AP turning yellow means apoapsis is less than 30 s away. Cut the throttle once apoapsis is above the atmosphere; the screen moves to CIRCULARIZATION by itself.</w:t>
+        <w:t xml:space="preserve"> Keep the green FPA needle on the yellow target triangle. Watch the hollow Ap triangle climb toward the TGT ORB line. Back off the throttle if Q goes yellow (20 kPa) or red (40 kPa); it peaks around 5–8 km. STG.BRN and ΔV.STG warn of staging before the STAGE light does. T+Ap turning yellow means apoapsis is less than 30 s away. Cut the throttle once apoapsis is above the atmosphere; the screen moves to CIRCULARIZATION by itself.</w:t>
       </w:r>
     </w:p>
     <w:p>
@@ -11866,7 +11866,7 @@
         <w:t xml:space="preserve">Special states.</w:t>
       </w:r>
       <w:r>
-        <w:t xml:space="preserve"> T+AP dashes with no apoapsis, on the pad or landed. Q and MACH dash outside the atmosphere. A closed throttle shows white on red here, because during the ascent it is an event; CIRCULARIZATION has no throttle alarm.</w:t>
+        <w:t xml:space="preserve"> T+Ap dashes with no apoapsis, on the pad or landed. Q and MACH dash outside the atmosphere. A closed throttle shows white on red here, because during the ascent it is an event; CIRCULARIZATION has no throttle alarm.</w:t>
       </w:r>
     </w:p>
     <w:p>
@@ -12013,7 +12013,7 @@
                 <w:sz w:val="17"/>
                 <w:szCs w:val="17"/>
               </w:rPr>
-              <w:t xml:space="preserve">T+AP</w:t>
+              <w:t xml:space="preserve">T+Ap</w:t>
             </w:r>
           </w:p>
         </w:tc>
@@ -12729,7 +12729,7 @@
           <w:b/>
           <w:bCs/>
         </w:rPr>
-        <w:t xml:space="preserve">ECC and AP-PE (left rail).</w:t>
+        <w:t xml:space="preserve">ECC and Ap-Pe (left rail).</w:t>
       </w:r>
       <w:r>
         <w:t xml:space="preserve"> The orbit's eccentricity and the height difference between apoapsis and periapsis.</w:t>
@@ -12978,7 +12978,7 @@
         <w:t xml:space="preserve">Special states.</w:t>
       </w:r>
       <w:r>
-        <w:t xml:space="preserve"> ECC and AP-PE dash with no apoapsis. ΔV.CIRC dashes when there is no usable estimate (no apoapsis, or already circular). On a suborbital coast the estimate uses the true ellipse, periapsis below the surface included, so it agrees with a KSP circularisation node (497 m/s in the picture).</w:t>
+        <w:t xml:space="preserve"> ECC and Ap-Pe dash with no apoapsis. ΔV.CIRC dashes when there is no usable estimate (no apoapsis, or already circular). On a suborbital coast the estimate uses the true ellipse, periapsis below the surface included, so it agrees with a KSP circularisation node (497 m/s in the picture).</w:t>
       </w:r>
     </w:p>
     <w:p>
@@ -13807,7 +13807,7 @@
                 <w:sz w:val="17"/>
                 <w:szCs w:val="17"/>
               </w:rPr>
-              <w:t xml:space="preserve">AP-PE</w:t>
+              <w:t xml:space="preserve">Ap-Pe</w:t>
             </w:r>
           </w:p>
         </w:tc>
@@ -14432,7 +14432,7 @@
         <w:t xml:space="preserve">Special states.</w:t>
       </w:r>
       <w:r>
-        <w:t xml:space="preserve"> PEA shows </w:t>
+        <w:t xml:space="preserve"> PeA shows </w:t>
       </w:r>
       <w:r>
         <w:rPr>
@@ -14441,7 +14441,7 @@
         <w:t xml:space="preserve">---</w:t>
       </w:r>
       <w:r>
-        <w:t xml:space="preserve"> with periapsis at or below sea level on a closed orbit; APA and PERIOD show </w:t>
+        <w:t xml:space="preserve"> with periapsis at or below sea level on a closed orbit; ApA and PERIOD show </w:t>
       </w:r>
       <w:r>
         <w:rPr>
@@ -14450,7 +14450,7 @@
         <w:t xml:space="preserve">∞</w:t>
       </w:r>
       <w:r>
-        <w:t xml:space="preserve"> on escape. The PEA and APA labels are drawn in the marker colours (magenta, blue) so each label names its dot.</w:t>
+        <w:t xml:space="preserve"> on escape. The PeA and ApA labels are drawn in the marker colours (magenta, blue) so each label names its dot.</w:t>
       </w:r>
     </w:p>
     <w:p>
@@ -14757,7 +14757,7 @@
                 <w:sz w:val="17"/>
                 <w:szCs w:val="17"/>
               </w:rPr>
-              <w:t xml:space="preserve">PEA</w:t>
+              <w:t xml:space="preserve">PeA</w:t>
             </w:r>
           </w:p>
         </w:tc>
@@ -14852,7 +14852,7 @@
                 <w:sz w:val="17"/>
                 <w:szCs w:val="17"/>
               </w:rPr>
-              <w:t xml:space="preserve">APA</w:t>
+              <w:t xml:space="preserve">ApA</w:t>
             </w:r>
           </w:p>
         </w:tc>
@@ -15249,7 +15249,7 @@
                 <w:sz w:val="17"/>
                 <w:szCs w:val="17"/>
               </w:rPr>
-              <w:t xml:space="preserve">ARG.PE</w:t>
+              <w:t xml:space="preserve">ARG.Pe</w:t>
             </w:r>
           </w:p>
         </w:tc>
@@ -15329,7 +15329,7 @@
                 <w:sz w:val="17"/>
                 <w:szCs w:val="17"/>
               </w:rPr>
-              <w:t xml:space="preserve">T+PE / T+AP</w:t>
+              <w:t xml:space="preserve">T+Pe / T+Ap</w:t>
             </w:r>
           </w:p>
         </w:tc>
@@ -15501,7 +15501,7 @@
         <w:t xml:space="preserve">Purpose.</w:t>
       </w:r>
       <w:r>
-        <w:t xml:space="preserve"> All fourteen orbital elements as text, for detailed planning: shape and size on the left, orientation and position on the right. SMA, ECC, PEA, APA and PERIOD use the same names and formats as ORBIT, so the two screens compare directly.</w:t>
+        <w:t xml:space="preserve"> All fourteen orbital elements as text, for detailed planning: shape and size on the left, orientation and position on the right. SMA, ECC, PeA, ApA and PERIOD use the same names and formats as ORBIT, so the two screens compare directly.</w:t>
       </w:r>
     </w:p>
     <w:p>
@@ -15531,7 +15531,7 @@
         <w:t xml:space="preserve">Reading the screen.</w:t>
       </w:r>
       <w:r>
-        <w:t xml:space="preserve"> True and mean anomaly give the vessel's position on the orbit; LAN with ARG.PE fixes the orbit's orientation in space.</w:t>
+        <w:t xml:space="preserve"> True and mean anomaly give the vessel's position on the orbit; LAN with ARG.Pe fixes the orbit's orientation in space.</w:t>
       </w:r>
     </w:p>
     <w:p>
@@ -15838,7 +15838,7 @@
                 <w:sz w:val="17"/>
                 <w:szCs w:val="17"/>
               </w:rPr>
-              <w:t xml:space="preserve">PEA</w:t>
+              <w:t xml:space="preserve">PeA</w:t>
             </w:r>
           </w:p>
         </w:tc>
@@ -15933,7 +15933,7 @@
                 <w:sz w:val="17"/>
                 <w:szCs w:val="17"/>
               </w:rPr>
-              <w:t xml:space="preserve">APA</w:t>
+              <w:t xml:space="preserve">ApA</w:t>
             </w:r>
           </w:p>
         </w:tc>
@@ -16570,7 +16570,7 @@
                 <w:sz w:val="17"/>
                 <w:szCs w:val="17"/>
               </w:rPr>
-              <w:t xml:space="preserve">ARG.PE</w:t>
+              <w:t xml:space="preserve">ARG.Pe</w:t>
             </w:r>
           </w:p>
         </w:tc>
@@ -16810,7 +16810,7 @@
                 <w:sz w:val="17"/>
                 <w:szCs w:val="17"/>
               </w:rPr>
-              <w:t xml:space="preserve">T+PE</w:t>
+              <w:t xml:space="preserve">T+Pe</w:t>
             </w:r>
           </w:p>
         </w:tc>
@@ -16905,7 +16905,7 @@
                 <w:sz w:val="17"/>
                 <w:szCs w:val="17"/>
               </w:rPr>
-              <w:t xml:space="preserve">T+AP</w:t>
+              <w:t xml:space="preserve">T+Ap</w:t>
             </w:r>
           </w:p>
         </w:tc>
@@ -23087,7 +23087,7 @@
         <w:spacing w:after="60"/>
       </w:pPr>
       <w:r>
-        <w:t xml:space="preserve">Before entry, put the magenta Pe marker in the green band; PEA reads green. Red is too steep; cyan means you will only aerobrake.</w:t>
+        <w:t xml:space="preserve">Before entry, put the magenta Pe marker in the green band; PeA reads green. Red is too steep; cyan means you will only aerobrake.</w:t>
       </w:r>
     </w:p>
     <w:p>
@@ -23811,7 +23811,7 @@
                 <w:sz w:val="17"/>
                 <w:szCs w:val="17"/>
               </w:rPr>
-              <w:t xml:space="preserve">PEA</w:t>
+              <w:t xml:space="preserve">PeA</w:t>
             </w:r>
           </w:p>
         </w:tc>
@@ -25373,7 +25373,7 @@
         <w:t xml:space="preserve">MISSION.</w:t>
       </w:r>
       <w:r>
-        <w:t xml:space="preserve"> TGT AP (target apoapsis, m); INC (target inclination, 0–180°); LAUNCH (NORTH or SOUTH, toggled by a tap).</w:t>
+        <w:t xml:space="preserve"> TGT Ap (target apoapsis, m); INC (target inclination, 0–180°); LAUNCH (NORTH or SOUTH, toggled by a tap).</w:t>
       </w:r>
     </w:p>
     <w:p>
@@ -25485,7 +25485,7 @@
         <w:spacing w:after="60"/>
       </w:pPr>
       <w:r>
-        <w:t xml:space="preserve">Set TGT AP, INC and LAUNCH, then the profile. Each value is sky blue until confirmed.</w:t>
+        <w:t xml:space="preserve">Set TGT Ap, INC and LAUNCH, then the profile. Each value is sky blue until confirmed.</w:t>
       </w:r>
     </w:p>
     <w:p>
@@ -26105,7 +26105,7 @@
                 <w:sz w:val="17"/>
                 <w:szCs w:val="17"/>
               </w:rPr>
-              <w:t xml:space="preserve">APA</w:t>
+              <w:t xml:space="preserve">ApA</w:t>
             </w:r>
           </w:p>
         </w:tc>
@@ -26185,7 +26185,7 @@
                 <w:sz w:val="17"/>
                 <w:szCs w:val="17"/>
               </w:rPr>
-              <w:t xml:space="preserve">PEA</w:t>
+              <w:t xml:space="preserve">PeA</w:t>
             </w:r>
           </w:p>
         </w:tc>
@@ -26378,7 +26378,7 @@
         <w:t xml:space="preserve">NO NODE</w:t>
       </w:r>
       <w:r>
-        <w:t xml:space="preserve">), AP and PE (target altitudes, m), INC (target inclination). Only one burn can be armed.</w:t>
+        <w:t xml:space="preserve">), Ap and Pe (target altitudes, m), INC (target inclination). Only one burn can be armed.</w:t>
       </w:r>
     </w:p>
     <w:p>
@@ -26473,7 +26473,7 @@
         <w:spacing w:after="60"/>
       </w:pPr>
       <w:r>
-        <w:t xml:space="preserve">For a node burn, create the node in KSP; for AP, PE or INC, enter the target.</w:t>
+        <w:t xml:space="preserve">For a node burn, create the node in KSP; for Ap, Pe or INC, enter the target.</w:t>
       </w:r>
     </w:p>
     <w:p>
@@ -26659,7 +26659,7 @@
         <w:t xml:space="preserve">REPLANNED</w:t>
       </w:r>
       <w:r>
-        <w:t xml:space="preserve"> (the orbit changed after EXEC; tap EXEC again). The AP, PE and INC boxes cannot be edited while BURNING.</w:t>
+        <w:t xml:space="preserve"> (the orbit changed after EXEC; tap EXEC again). The Ap, Pe and INC boxes cannot be edited while BURNING.</w:t>
       </w:r>
     </w:p>
     <w:p>

--- a/Documents/User/Info_Display_Screen_Reference.docx
+++ b/Documents/User/Info_Display_Screen_Reference.docx
@@ -52,7 +52,7 @@
         <w:t xml:space="preserve">Applies to:</w:t>
       </w:r>
       <w:r>
-        <w:t xml:space="preserve"> KCMk1_InfoDisp firmware 1.16.4</w:t>
+        <w:t xml:space="preserve"> KCMk1_InfoDisp firmware 1.16.5</w:t>
       </w:r>
     </w:p>
     <w:p>
@@ -3349,7 +3349,7 @@
         <w:t xml:space="preserve">No propellant.</w:t>
       </w:r>
       <w:r>
-        <w:t xml:space="preserve"> When the craft carries neither liquid fuel nor oxidizer (a re-entry capsule, or a craft whose tanks are empty), every stage Δv, stage burn-time and total Δv readout (ΔV.STG, STG.BRN, ΔV.TOT, STG ΔV) is drawn in dark grey with its value, instead of the colours in the tables below. A craft with liquid fuel but no oxidizer, such as a nuclear or jet craft, keeps its normal colours. This needs the Alternate Resource Panel mod, which supplies the fuel totals; without it the readouts always use their normal colours.</w:t>
+        <w:t xml:space="preserve"> When the craft carries neither liquid fuel nor oxidizer (a re-entry capsule, or a craft whose tanks are empty), every stage Δv, stage burn-time and total Δv readout (ΔV.STG, STG.BRN, ΔV.TOT) is drawn in dark grey with its value, instead of the colours in the tables below. A craft with liquid fuel but no oxidizer, such as a nuclear or jet craft, keeps its normal colours. This needs the Alternate Resource Panel mod, which supplies the fuel totals; without it the readouts always use their normal colours.</w:t>
       </w:r>
     </w:p>
     <w:p>
@@ -3770,7 +3770,7 @@
                 <w:sz w:val="17"/>
                 <w:szCs w:val="17"/>
               </w:rPr>
-              <w:t xml:space="preserve"> means the moment has passed, except the Orbital Autopilot's T-IGN, which is negative while counting down. Autopilot consoles use the compact </w:t>
+              <w:t xml:space="preserve"> means the moment has passed. Autopilot consoles use the compact </w:t>
             </w:r>
             <w:r>
               <w:rPr>
@@ -4120,7 +4120,7 @@
           <w:b/>
           <w:bCs/>
         </w:rPr>
-        <w:t xml:space="preserve">THR bar (far left).</w:t>
+        <w:t xml:space="preserve">THRTL bar (far left).</w:t>
       </w:r>
       <w:r>
         <w:t xml:space="preserve"> Throttle, 0–100 %, in orange. It is a control input, so it has no colour thresholds.</w:t>
@@ -6257,7 +6257,7 @@
           <w:b/>
           <w:bCs/>
         </w:rPr>
-        <w:t xml:space="preserve">AoA arc (left edge of the ball).</w:t>
+        <w:t xml:space="preserve">AOA arc (left edge of the ball).</w:t>
       </w:r>
       <w:r>
         <w:t xml:space="preserve"> −25° to +25°, zero at 9 o'clock. Dark grey, yellow from +10° to +20°, red from +20° to +25°: only stall-side angles are coloured. The white pointer is the current angle of attack.</w:t>
@@ -6335,7 +6335,7 @@
         <w:t xml:space="preserve">Reading the screen.</w:t>
       </w:r>
       <w:r>
-        <w:t xml:space="preserve"> Fly attitude on the ball and speed on IAS, keep the slip ball centred, and treat the AoA arc and AOA row as the stall warning (IAS has no stall colour). AoA is nose pitch minus flight-path pitch, so it is most accurate wings-level. On approach, below 750 m radar altitude the top row switches to radar altitude; that height or lowering the gear turns on the landing colours, so V.VRT and the VSI alarm on landing descent rates. A yellow GEAR button in flight means the gear is down above 160 m/s.</w:t>
+        <w:t xml:space="preserve"> Fly attitude on the ball and speed on IAS, keep the slip ball centred, and treat the AOA arc and AOA row as the stall warning (IAS has no stall colour). AOA is nose pitch minus flight-path pitch, so it is most accurate wings-level. On approach, below 750 m radar altitude the top row switches to radar altitude; that height or lowering the gear turns on the landing colours, so V.VRT and the VSI alarm on landing descent rates. A yellow GEAR button in flight means the gear is down above 160 m/s.</w:t>
       </w:r>
     </w:p>
     <w:p>
@@ -8038,7 +8038,7 @@
         <w:t xml:space="preserve">Left column:</w:t>
       </w:r>
       <w:r>
-        <w:t xml:space="preserve"> V.SRF, ENDUR, then the BRAKES, GEAR and SAS indicators.</w:t>
+        <w:t xml:space="preserve"> V.SRF, TTE, then the BRAKES, GEAR and SAS indicators.</w:t>
       </w:r>
     </w:p>
     <w:p>
@@ -8153,7 +8153,7 @@
         <w:spacing w:after="60"/>
       </w:pPr>
       <w:r>
-        <w:t xml:space="preserve">ENDUR shows </w:t>
+        <w:t xml:space="preserve">TTE shows </w:t>
       </w:r>
       <w:r>
         <w:rPr>
@@ -8860,7 +8860,7 @@
                 <w:sz w:val="17"/>
                 <w:szCs w:val="17"/>
               </w:rPr>
-              <w:t xml:space="preserve">ENDUR</w:t>
+              <w:t xml:space="preserve">TTE</w:t>
             </w:r>
           </w:p>
         </w:tc>
@@ -9102,7 +9102,7 @@
                 <w:sz w:val="17"/>
                 <w:szCs w:val="17"/>
               </w:rPr>
-              <w:t xml:space="preserve">Green with endurance to spare; yellow from 80 % of ENDUR; white on red at or beyond ENDUR; green while ENDUR is </w:t>
+              <w:t xml:space="preserve">Green with endurance to spare; yellow from 80 % of TTE; white on red at or beyond TTE; green while TTE is </w:t>
             </w:r>
             <w:r>
               <w:rPr>
@@ -9656,7 +9656,7 @@
                 <w:sz w:val="17"/>
                 <w:szCs w:val="17"/>
               </w:rPr>
-              <w:t xml:space="preserve">PRE-LAUNCH, IN FLIGHT, SUB-ORBITAL, IN ORBIT, ESCAPE ORBIT, LANDED, SPLASHED or DOCKED, with </w:t>
+              <w:t xml:space="preserve">PRE-LAUNCH, FLIGHT, SUB-ORBIT, ORBIT, ESCAPE, LANDED, SPLASH or DOCK (the Annunciator's situation tile names), with </w:t>
             </w:r>
             <w:r>
               <w:rPr>
@@ -10703,7 +10703,7 @@
                 <w:sz w:val="17"/>
                 <w:szCs w:val="17"/>
               </w:rPr>
-              <w:t xml:space="preserve">SAS mode: OFF, STAB, PROGRADE, RETRO, NORMAL, ANTI-NRM, RAD-OUT, RAD-IN, TARGET, ANTI-TGT, MANEUVER</w:t>
+              <w:t xml:space="preserve">SAS mode: OFF, STAB, PRO, RETR, NRM, ANRM, RAD+, RAD-, TGT, ATGT, MNVR (the SAS indicator names)</w:t>
             </w:r>
           </w:p>
         </w:tc>
@@ -10917,7 +10917,7 @@
                 <w:sz w:val="17"/>
                 <w:szCs w:val="17"/>
               </w:rPr>
-              <w:t xml:space="preserve">EC%</w:t>
+              <w:t xml:space="preserve">EC</w:t>
             </w:r>
           </w:p>
         </w:tc>
@@ -11237,7 +11237,7 @@
                 <w:sz w:val="17"/>
                 <w:szCs w:val="17"/>
               </w:rPr>
-              <w:t xml:space="preserve">DROGUE</w:t>
+              <w:t xml:space="preserve">DROG</w:t>
             </w:r>
           </w:p>
         </w:tc>
@@ -11289,7 +11289,7 @@
                 <w:sz w:val="17"/>
                 <w:szCs w:val="17"/>
               </w:rPr>
-              <w:t xml:space="preserve">STOWED green; ARMED! white on red</w:t>
+              <w:t xml:space="preserve">STOW green; ARM white on red</w:t>
             </w:r>
           </w:p>
         </w:tc>
@@ -11369,7 +11369,7 @@
                 <w:sz w:val="17"/>
                 <w:szCs w:val="17"/>
               </w:rPr>
-              <w:t xml:space="preserve">STOWED green; ARMED! white on red</w:t>
+              <w:t xml:space="preserve">STOW green; ARM white on red</w:t>
             </w:r>
           </w:p>
         </w:tc>
@@ -11449,7 +11449,7 @@
                 <w:sz w:val="17"/>
                 <w:szCs w:val="17"/>
               </w:rPr>
-              <w:t xml:space="preserve">SAFE green; FIRED! white on red</w:t>
+              <w:t xml:space="preserve">SAFE green; CUT white on red</w:t>
             </w:r>
           </w:p>
         </w:tc>
@@ -11529,7 +11529,7 @@
                 <w:sz w:val="17"/>
                 <w:szCs w:val="17"/>
               </w:rPr>
-              <w:t xml:space="preserve">SAFE green; FIRED! white on red</w:t>
+              <w:t xml:space="preserve">SAFE green; CUT white on red</w:t>
             </w:r>
           </w:p>
         </w:tc>
@@ -11743,7 +11743,7 @@
           <w:b/>
           <w:bCs/>
         </w:rPr>
-        <w:t xml:space="preserve">V.Vrt bar.</w:t>
+        <w:t xml:space="preserve">V.VRT bar.</w:t>
       </w:r>
       <w:r>
         <w:t xml:space="preserve"> Vertical speed, −500 to +500 m/s, filling up in green while climbing and down in red while descending. The box above gives the value, green when climbing, red when descending.</w:t>
@@ -11763,7 +11763,7 @@
           <w:b/>
           <w:bCs/>
         </w:rPr>
-        <w:t xml:space="preserve">V.Orb bar.</w:t>
+        <w:t xml:space="preserve">V.ORB bar.</w:t>
       </w:r>
       <w:r>
         <w:t xml:space="preserve"> Orbital speed, from 0 to the circular-orbit speed at the target orbit (the top label). A full bar means orbital speed. The box above it shows </w:t>
@@ -23022,7 +23022,7 @@
         <w:t xml:space="preserve">RETRO ALIGNMENT ball</w:t>
       </w:r>
       <w:r>
-        <w:t xml:space="preserve">: the marker shows where the airflow comes from (surface retrograde). Centred, the nose points retrograde and the heat shield faces the airflow. Green under 10°, yellow 10°–30°, red from 30°; AoA under the ball gives the angle. The yellow pointer at the top shows bank; the rings are labelled down the lower axis.</w:t>
+        <w:t xml:space="preserve">: the marker shows where the airflow comes from (surface retrograde). Centred, the nose points retrograde and the heat shield faces the airflow. Green under 10°, yellow 10°–30°, red from 30°; the figure under the ball gives the angle. The yellow pointer at the top shows bank; the rings are labelled down the lower axis.</w:t>
       </w:r>
     </w:p>
     <w:p>
@@ -26508,7 +26508,7 @@
         <w:spacing w:after="60"/>
       </w:pPr>
       <w:r>
-        <w:t xml:space="preserve">Check ΔV TOT, T-IGN, BURN, and STG ΔV against ΔV TOT.</w:t>
+        <w:t xml:space="preserve">Check ΔV.TOT, T+IGN, BURN DUR, and ΔV.STG against ΔV.TOT.</w:t>
       </w:r>
     </w:p>
     <w:p>
@@ -26558,7 +26558,7 @@
         <w:t xml:space="preserve">BURNING</w:t>
       </w:r>
       <w:r>
-        <w:t xml:space="preserve">; ΔV REM counts down in bright green and the banner ends on </w:t>
+        <w:t xml:space="preserve">; ΔV.REM counts down in bright green and the banner ends on </w:t>
       </w:r>
       <w:r>
         <w:rPr>
@@ -26687,9 +26687,9 @@
         </w:tblBorders>
       </w:tblPr>
       <w:tblGrid>
-        <w:gridCol w:w="658"/>
-        <w:gridCol w:w="6583"/>
-        <w:gridCol w:w="6583"/>
+        <w:gridCol w:w="864"/>
+        <w:gridCol w:w="6480"/>
+        <w:gridCol w:w="6480"/>
       </w:tblGrid>
       <w:tr>
         <w:trPr>
@@ -26697,7 +26697,7 @@
         </w:trPr>
         <w:tc>
           <w:tcPr>
-            <w:tcW w:type="dxa" w:w="658"/>
+            <w:tcW w:type="dxa" w:w="864"/>
             <w:tcBorders>
               <w:top w:val="single" w:color="999999" w:sz="4"/>
               <w:left w:val="single" w:color="999999" w:sz="4"/>
@@ -26726,7 +26726,7 @@
         </w:tc>
         <w:tc>
           <w:tcPr>
-            <w:tcW w:type="dxa" w:w="6583"/>
+            <w:tcW w:type="dxa" w:w="6480"/>
             <w:tcBorders>
               <w:top w:val="single" w:color="999999" w:sz="4"/>
               <w:left w:val="single" w:color="999999" w:sz="4"/>
@@ -26755,7 +26755,7 @@
         </w:tc>
         <w:tc>
           <w:tcPr>
-            <w:tcW w:type="dxa" w:w="6583"/>
+            <w:tcW w:type="dxa" w:w="6480"/>
             <w:tcBorders>
               <w:top w:val="single" w:color="999999" w:sz="4"/>
               <w:left w:val="single" w:color="999999" w:sz="4"/>
@@ -26786,33 +26786,33 @@
       <w:tr>
         <w:tc>
           <w:tcPr>
-            <w:tcW w:type="dxa" w:w="658"/>
-            <w:tcBorders>
-              <w:top w:val="single" w:color="999999" w:sz="4"/>
-              <w:left w:val="single" w:color="999999" w:sz="4"/>
-              <w:bottom w:val="single" w:color="999999" w:sz="4"/>
-              <w:right w:val="single" w:color="999999" w:sz="4"/>
-            </w:tcBorders>
-            <w:tcMar>
-              <w:top w:type="dxa" w:w="40"/>
-              <w:left w:type="dxa" w:w="80"/>
-              <w:bottom w:type="dxa" w:w="40"/>
-              <w:right w:type="dxa" w:w="80"/>
-            </w:tcMar>
-          </w:tcPr>
-          <w:p>
-            <w:r>
-              <w:rPr>
-                <w:sz w:val="17"/>
-                <w:szCs w:val="17"/>
-              </w:rPr>
-              <w:t xml:space="preserve">ΔV TOT</w:t>
-            </w:r>
-          </w:p>
-        </w:tc>
-        <w:tc>
-          <w:tcPr>
-            <w:tcW w:type="dxa" w:w="6583"/>
+            <w:tcW w:type="dxa" w:w="864"/>
+            <w:tcBorders>
+              <w:top w:val="single" w:color="999999" w:sz="4"/>
+              <w:left w:val="single" w:color="999999" w:sz="4"/>
+              <w:bottom w:val="single" w:color="999999" w:sz="4"/>
+              <w:right w:val="single" w:color="999999" w:sz="4"/>
+            </w:tcBorders>
+            <w:tcMar>
+              <w:top w:type="dxa" w:w="40"/>
+              <w:left w:type="dxa" w:w="80"/>
+              <w:bottom w:type="dxa" w:w="40"/>
+              <w:right w:type="dxa" w:w="80"/>
+            </w:tcMar>
+          </w:tcPr>
+          <w:p>
+            <w:r>
+              <w:rPr>
+                <w:sz w:val="17"/>
+                <w:szCs w:val="17"/>
+              </w:rPr>
+              <w:t xml:space="preserve">ΔV.TOT</w:t>
+            </w:r>
+          </w:p>
+        </w:tc>
+        <w:tc>
+          <w:tcPr>
+            <w:tcW w:type="dxa" w:w="6480"/>
             <w:tcBorders>
               <w:top w:val="single" w:color="999999" w:sz="4"/>
               <w:left w:val="single" w:color="999999" w:sz="4"/>
@@ -26838,7 +26838,7 @@
         </w:tc>
         <w:tc>
           <w:tcPr>
-            <w:tcW w:type="dxa" w:w="6583"/>
+            <w:tcW w:type="dxa" w:w="6480"/>
             <w:tcBorders>
               <w:top w:val="single" w:color="999999" w:sz="4"/>
               <w:left w:val="single" w:color="999999" w:sz="4"/>
@@ -26881,33 +26881,33 @@
       <w:tr>
         <w:tc>
           <w:tcPr>
-            <w:tcW w:type="dxa" w:w="658"/>
-            <w:tcBorders>
-              <w:top w:val="single" w:color="999999" w:sz="4"/>
-              <w:left w:val="single" w:color="999999" w:sz="4"/>
-              <w:bottom w:val="single" w:color="999999" w:sz="4"/>
-              <w:right w:val="single" w:color="999999" w:sz="4"/>
-            </w:tcBorders>
-            <w:tcMar>
-              <w:top w:type="dxa" w:w="40"/>
-              <w:left w:type="dxa" w:w="80"/>
-              <w:bottom w:type="dxa" w:w="40"/>
-              <w:right w:type="dxa" w:w="80"/>
-            </w:tcMar>
-          </w:tcPr>
-          <w:p>
-            <w:r>
-              <w:rPr>
-                <w:sz w:val="17"/>
-                <w:szCs w:val="17"/>
-              </w:rPr>
-              <w:t xml:space="preserve">ΔV REM</w:t>
-            </w:r>
-          </w:p>
-        </w:tc>
-        <w:tc>
-          <w:tcPr>
-            <w:tcW w:type="dxa" w:w="6583"/>
+            <w:tcW w:type="dxa" w:w="864"/>
+            <w:tcBorders>
+              <w:top w:val="single" w:color="999999" w:sz="4"/>
+              <w:left w:val="single" w:color="999999" w:sz="4"/>
+              <w:bottom w:val="single" w:color="999999" w:sz="4"/>
+              <w:right w:val="single" w:color="999999" w:sz="4"/>
+            </w:tcBorders>
+            <w:tcMar>
+              <w:top w:type="dxa" w:w="40"/>
+              <w:left w:type="dxa" w:w="80"/>
+              <w:bottom w:type="dxa" w:w="40"/>
+              <w:right w:type="dxa" w:w="80"/>
+            </w:tcMar>
+          </w:tcPr>
+          <w:p>
+            <w:r>
+              <w:rPr>
+                <w:sz w:val="17"/>
+                <w:szCs w:val="17"/>
+              </w:rPr>
+              <w:t xml:space="preserve">ΔV.REM</w:t>
+            </w:r>
+          </w:p>
+        </w:tc>
+        <w:tc>
+          <w:tcPr>
+            <w:tcW w:type="dxa" w:w="6480"/>
             <w:tcBorders>
               <w:top w:val="single" w:color="999999" w:sz="4"/>
               <w:left w:val="single" w:color="999999" w:sz="4"/>
@@ -26933,7 +26933,7 @@
         </w:tc>
         <w:tc>
           <w:tcPr>
-            <w:tcW w:type="dxa" w:w="6583"/>
+            <w:tcW w:type="dxa" w:w="6480"/>
             <w:tcBorders>
               <w:top w:val="single" w:color="999999" w:sz="4"/>
               <w:left w:val="single" w:color="999999" w:sz="4"/>
@@ -26976,53 +26976,53 @@
       <w:tr>
         <w:tc>
           <w:tcPr>
-            <w:tcW w:type="dxa" w:w="658"/>
-            <w:tcBorders>
-              <w:top w:val="single" w:color="999999" w:sz="4"/>
-              <w:left w:val="single" w:color="999999" w:sz="4"/>
-              <w:bottom w:val="single" w:color="999999" w:sz="4"/>
-              <w:right w:val="single" w:color="999999" w:sz="4"/>
-            </w:tcBorders>
-            <w:tcMar>
-              <w:top w:type="dxa" w:w="40"/>
-              <w:left w:type="dxa" w:w="80"/>
-              <w:bottom w:type="dxa" w:w="40"/>
-              <w:right w:type="dxa" w:w="80"/>
-            </w:tcMar>
-          </w:tcPr>
-          <w:p>
-            <w:r>
-              <w:rPr>
-                <w:sz w:val="17"/>
-                <w:szCs w:val="17"/>
-              </w:rPr>
-              <w:t xml:space="preserve">T-IGN</w:t>
-            </w:r>
-          </w:p>
-        </w:tc>
-        <w:tc>
-          <w:tcPr>
-            <w:tcW w:type="dxa" w:w="6583"/>
-            <w:tcBorders>
-              <w:top w:val="single" w:color="999999" w:sz="4"/>
-              <w:left w:val="single" w:color="999999" w:sz="4"/>
-              <w:bottom w:val="single" w:color="999999" w:sz="4"/>
-              <w:right w:val="single" w:color="999999" w:sz="4"/>
-            </w:tcBorders>
-            <w:tcMar>
-              <w:top w:type="dxa" w:w="40"/>
-              <w:left w:type="dxa" w:w="80"/>
-              <w:bottom w:type="dxa" w:w="40"/>
-              <w:right w:type="dxa" w:w="80"/>
-            </w:tcMar>
-          </w:tcPr>
-          <w:p>
-            <w:r>
-              <w:rPr>
-                <w:sz w:val="17"/>
-                <w:szCs w:val="17"/>
-              </w:rPr>
-              <w:t xml:space="preserve">Time to ignition: shown negative while counting down (</w:t>
+            <w:tcW w:type="dxa" w:w="864"/>
+            <w:tcBorders>
+              <w:top w:val="single" w:color="999999" w:sz="4"/>
+              <w:left w:val="single" w:color="999999" w:sz="4"/>
+              <w:bottom w:val="single" w:color="999999" w:sz="4"/>
+              <w:right w:val="single" w:color="999999" w:sz="4"/>
+            </w:tcBorders>
+            <w:tcMar>
+              <w:top w:type="dxa" w:w="40"/>
+              <w:left w:type="dxa" w:w="80"/>
+              <w:bottom w:type="dxa" w:w="40"/>
+              <w:right w:type="dxa" w:w="80"/>
+            </w:tcMar>
+          </w:tcPr>
+          <w:p>
+            <w:r>
+              <w:rPr>
+                <w:sz w:val="17"/>
+                <w:szCs w:val="17"/>
+              </w:rPr>
+              <w:t xml:space="preserve">T+IGN</w:t>
+            </w:r>
+          </w:p>
+        </w:tc>
+        <w:tc>
+          <w:tcPr>
+            <w:tcW w:type="dxa" w:w="6480"/>
+            <w:tcBorders>
+              <w:top w:val="single" w:color="999999" w:sz="4"/>
+              <w:left w:val="single" w:color="999999" w:sz="4"/>
+              <w:bottom w:val="single" w:color="999999" w:sz="4"/>
+              <w:right w:val="single" w:color="999999" w:sz="4"/>
+            </w:tcBorders>
+            <w:tcMar>
+              <w:top w:type="dxa" w:w="40"/>
+              <w:left w:type="dxa" w:w="80"/>
+              <w:bottom w:type="dxa" w:w="40"/>
+              <w:right w:type="dxa" w:w="80"/>
+            </w:tcMar>
+          </w:tcPr>
+          <w:p>
+            <w:r>
+              <w:rPr>
+                <w:sz w:val="17"/>
+                <w:szCs w:val="17"/>
+              </w:rPr>
+              <w:t xml:space="preserve">Time to ignition, counting down to zero (</w:t>
             </w:r>
             <w:r>
               <w:rPr>
@@ -27030,20 +27030,20 @@
                 <w:sz w:val="17"/>
                 <w:szCs w:val="17"/>
               </w:rPr>
-              <w:t xml:space="preserve">-3:05</w:t>
-            </w:r>
-            <w:r>
-              <w:rPr>
-                <w:sz w:val="17"/>
-                <w:szCs w:val="17"/>
-              </w:rPr>
-              <w:t xml:space="preserve">), positive after ignition</w:t>
-            </w:r>
-          </w:p>
-        </w:tc>
-        <w:tc>
-          <w:tcPr>
-            <w:tcW w:type="dxa" w:w="6583"/>
+              <w:t xml:space="preserve">3:05</w:t>
+            </w:r>
+            <w:r>
+              <w:rPr>
+                <w:sz w:val="17"/>
+                <w:szCs w:val="17"/>
+              </w:rPr>
+              <w:t xml:space="preserve">), negative once ignition has passed</w:t>
+            </w:r>
+          </w:p>
+        </w:tc>
+        <w:tc>
+          <w:tcPr>
+            <w:tcW w:type="dxa" w:w="6480"/>
             <w:tcBorders>
               <w:top w:val="single" w:color="999999" w:sz="4"/>
               <w:left w:val="single" w:color="999999" w:sz="4"/>
@@ -27086,33 +27086,33 @@
       <w:tr>
         <w:tc>
           <w:tcPr>
-            <w:tcW w:type="dxa" w:w="658"/>
-            <w:tcBorders>
-              <w:top w:val="single" w:color="999999" w:sz="4"/>
-              <w:left w:val="single" w:color="999999" w:sz="4"/>
-              <w:bottom w:val="single" w:color="999999" w:sz="4"/>
-              <w:right w:val="single" w:color="999999" w:sz="4"/>
-            </w:tcBorders>
-            <w:tcMar>
-              <w:top w:type="dxa" w:w="40"/>
-              <w:left w:type="dxa" w:w="80"/>
-              <w:bottom w:type="dxa" w:w="40"/>
-              <w:right w:type="dxa" w:w="80"/>
-            </w:tcMar>
-          </w:tcPr>
-          <w:p>
-            <w:r>
-              <w:rPr>
-                <w:sz w:val="17"/>
-                <w:szCs w:val="17"/>
-              </w:rPr>
-              <w:t xml:space="preserve">BURN</w:t>
-            </w:r>
-          </w:p>
-        </w:tc>
-        <w:tc>
-          <w:tcPr>
-            <w:tcW w:type="dxa" w:w="6583"/>
+            <w:tcW w:type="dxa" w:w="864"/>
+            <w:tcBorders>
+              <w:top w:val="single" w:color="999999" w:sz="4"/>
+              <w:left w:val="single" w:color="999999" w:sz="4"/>
+              <w:bottom w:val="single" w:color="999999" w:sz="4"/>
+              <w:right w:val="single" w:color="999999" w:sz="4"/>
+            </w:tcBorders>
+            <w:tcMar>
+              <w:top w:type="dxa" w:w="40"/>
+              <w:left w:type="dxa" w:w="80"/>
+              <w:bottom w:type="dxa" w:w="40"/>
+              <w:right w:type="dxa" w:w="80"/>
+            </w:tcMar>
+          </w:tcPr>
+          <w:p>
+            <w:r>
+              <w:rPr>
+                <w:sz w:val="17"/>
+                <w:szCs w:val="17"/>
+              </w:rPr>
+              <w:t xml:space="preserve">BURN DUR</w:t>
+            </w:r>
+          </w:p>
+        </w:tc>
+        <w:tc>
+          <w:tcPr>
+            <w:tcW w:type="dxa" w:w="6480"/>
             <w:tcBorders>
               <w:top w:val="single" w:color="999999" w:sz="4"/>
               <w:left w:val="single" w:color="999999" w:sz="4"/>
@@ -27138,7 +27138,7 @@
         </w:tc>
         <w:tc>
           <w:tcPr>
-            <w:tcW w:type="dxa" w:w="6583"/>
+            <w:tcW w:type="dxa" w:w="6480"/>
             <w:tcBorders>
               <w:top w:val="single" w:color="999999" w:sz="4"/>
               <w:left w:val="single" w:color="999999" w:sz="4"/>
@@ -27181,7 +27181,7 @@
       <w:tr>
         <w:tc>
           <w:tcPr>
-            <w:tcW w:type="dxa" w:w="658"/>
+            <w:tcW w:type="dxa" w:w="864"/>
             <w:tcBorders>
               <w:top w:val="single" w:color="999999" w:sz="4"/>
               <w:left w:val="single" w:color="999999" w:sz="4"/>
@@ -27207,7 +27207,7 @@
         </w:tc>
         <w:tc>
           <w:tcPr>
-            <w:tcW w:type="dxa" w:w="6583"/>
+            <w:tcW w:type="dxa" w:w="6480"/>
             <w:tcBorders>
               <w:top w:val="single" w:color="999999" w:sz="4"/>
               <w:left w:val="single" w:color="999999" w:sz="4"/>
@@ -27233,7 +27233,7 @@
         </w:tc>
         <w:tc>
           <w:tcPr>
-            <w:tcW w:type="dxa" w:w="6583"/>
+            <w:tcW w:type="dxa" w:w="6480"/>
             <w:tcBorders>
               <w:top w:val="single" w:color="999999" w:sz="4"/>
               <w:left w:val="single" w:color="999999" w:sz="4"/>
@@ -27276,33 +27276,33 @@
       <w:tr>
         <w:tc>
           <w:tcPr>
-            <w:tcW w:type="dxa" w:w="658"/>
-            <w:tcBorders>
-              <w:top w:val="single" w:color="999999" w:sz="4"/>
-              <w:left w:val="single" w:color="999999" w:sz="4"/>
-              <w:bottom w:val="single" w:color="999999" w:sz="4"/>
-              <w:right w:val="single" w:color="999999" w:sz="4"/>
-            </w:tcBorders>
-            <w:tcMar>
-              <w:top w:type="dxa" w:w="40"/>
-              <w:left w:type="dxa" w:w="80"/>
-              <w:bottom w:type="dxa" w:w="40"/>
-              <w:right w:type="dxa" w:w="80"/>
-            </w:tcMar>
-          </w:tcPr>
-          <w:p>
-            <w:r>
-              <w:rPr>
-                <w:sz w:val="17"/>
-                <w:szCs w:val="17"/>
-              </w:rPr>
-              <w:t xml:space="preserve">STG ΔV</w:t>
-            </w:r>
-          </w:p>
-        </w:tc>
-        <w:tc>
-          <w:tcPr>
-            <w:tcW w:type="dxa" w:w="6583"/>
+            <w:tcW w:type="dxa" w:w="864"/>
+            <w:tcBorders>
+              <w:top w:val="single" w:color="999999" w:sz="4"/>
+              <w:left w:val="single" w:color="999999" w:sz="4"/>
+              <w:bottom w:val="single" w:color="999999" w:sz="4"/>
+              <w:right w:val="single" w:color="999999" w:sz="4"/>
+            </w:tcBorders>
+            <w:tcMar>
+              <w:top w:type="dxa" w:w="40"/>
+              <w:left w:type="dxa" w:w="80"/>
+              <w:bottom w:type="dxa" w:w="40"/>
+              <w:right w:type="dxa" w:w="80"/>
+            </w:tcMar>
+          </w:tcPr>
+          <w:p>
+            <w:r>
+              <w:rPr>
+                <w:sz w:val="17"/>
+                <w:szCs w:val="17"/>
+              </w:rPr>
+              <w:t xml:space="preserve">ΔV.STG</w:t>
+            </w:r>
+          </w:p>
+        </w:tc>
+        <w:tc>
+          <w:tcPr>
+            <w:tcW w:type="dxa" w:w="6480"/>
             <w:tcBorders>
               <w:top w:val="single" w:color="999999" w:sz="4"/>
               <w:left w:val="single" w:color="999999" w:sz="4"/>
@@ -27328,7 +27328,7 @@
         </w:tc>
         <w:tc>
           <w:tcPr>
-            <w:tcW w:type="dxa" w:w="6583"/>
+            <w:tcW w:type="dxa" w:w="6480"/>
             <w:tcBorders>
               <w:top w:val="single" w:color="999999" w:sz="4"/>
               <w:left w:val="single" w:color="999999" w:sz="4"/>
@@ -27356,33 +27356,33 @@
       <w:tr>
         <w:tc>
           <w:tcPr>
-            <w:tcW w:type="dxa" w:w="658"/>
-            <w:tcBorders>
-              <w:top w:val="single" w:color="999999" w:sz="4"/>
-              <w:left w:val="single" w:color="999999" w:sz="4"/>
-              <w:bottom w:val="single" w:color="999999" w:sz="4"/>
-              <w:right w:val="single" w:color="999999" w:sz="4"/>
-            </w:tcBorders>
-            <w:tcMar>
-              <w:top w:type="dxa" w:w="40"/>
-              <w:left w:type="dxa" w:w="80"/>
-              <w:bottom w:type="dxa" w:w="40"/>
-              <w:right w:type="dxa" w:w="80"/>
-            </w:tcMar>
-          </w:tcPr>
-          <w:p>
-            <w:r>
-              <w:rPr>
-                <w:sz w:val="17"/>
-                <w:szCs w:val="17"/>
-              </w:rPr>
-              <w:t xml:space="preserve">RANGE</w:t>
-            </w:r>
-          </w:p>
-        </w:tc>
-        <w:tc>
-          <w:tcPr>
-            <w:tcW w:type="dxa" w:w="6583"/>
+            <w:tcW w:type="dxa" w:w="864"/>
+            <w:tcBorders>
+              <w:top w:val="single" w:color="999999" w:sz="4"/>
+              <w:left w:val="single" w:color="999999" w:sz="4"/>
+              <w:bottom w:val="single" w:color="999999" w:sz="4"/>
+              <w:right w:val="single" w:color="999999" w:sz="4"/>
+            </w:tcBorders>
+            <w:tcMar>
+              <w:top w:type="dxa" w:w="40"/>
+              <w:left w:type="dxa" w:w="80"/>
+              <w:bottom w:type="dxa" w:w="40"/>
+              <w:right w:type="dxa" w:w="80"/>
+            </w:tcMar>
+          </w:tcPr>
+          <w:p>
+            <w:r>
+              <w:rPr>
+                <w:sz w:val="17"/>
+                <w:szCs w:val="17"/>
+              </w:rPr>
+              <w:t xml:space="preserve">DIST</w:t>
+            </w:r>
+          </w:p>
+        </w:tc>
+        <w:tc>
+          <w:tcPr>
+            <w:tcW w:type="dxa" w:w="6480"/>
             <w:tcBorders>
               <w:top w:val="single" w:color="999999" w:sz="4"/>
               <w:left w:val="single" w:color="999999" w:sz="4"/>
@@ -27408,7 +27408,7 @@
         </w:tc>
         <w:tc>
           <w:tcPr>
-            <w:tcW w:type="dxa" w:w="6583"/>
+            <w:tcW w:type="dxa" w:w="6480"/>
             <w:tcBorders>
               <w:top w:val="single" w:color="999999" w:sz="4"/>
               <w:left w:val="single" w:color="999999" w:sz="4"/>
@@ -27625,7 +27625,7 @@
         <w:t xml:space="preserve">OPTIONS.</w:t>
       </w:r>
       <w:r>
-        <w:t xml:space="preserve"> ATT REF toggles RETRO and VERT.</w:t>
+        <w:t xml:space="preserve"> ATT REF toggles RETR and VERT.</w:t>
       </w:r>
     </w:p>
     <w:p>
@@ -27642,7 +27642,7 @@
           <w:b/>
           <w:bCs/>
         </w:rPr>
-        <w:t xml:space="preserve">RETRO</w:t>
+        <w:t xml:space="preserve">RETR</w:t>
       </w:r>
       <w:r>
         <w:t xml:space="preserve"> points the lander surface-retrograde with SAS, which in a descent is straight up and leans against any drift to cancel it. Near zero speed (a hover, or just before touchdown, below 1.5 m/s) it hands over to the vertical hold, and takes back above 3 m/s.</w:t>
@@ -28089,7 +28089,7 @@
                 <w:sz w:val="17"/>
                 <w:szCs w:val="17"/>
               </w:rPr>
-              <w:t xml:space="preserve">RDR ALT</w:t>
+              <w:t xml:space="preserve">ALT.RDR</w:t>
             </w:r>
           </w:p>
         </w:tc>
@@ -28169,7 +28169,7 @@
                 <w:sz w:val="17"/>
                 <w:szCs w:val="17"/>
               </w:rPr>
-              <w:t xml:space="preserve">V/S</w:t>
+              <w:t xml:space="preserve">V.VRT</w:t>
             </w:r>
           </w:p>
         </w:tc>
@@ -28221,7 +28221,7 @@
                 <w:sz w:val="17"/>
                 <w:szCs w:val="17"/>
               </w:rPr>
-              <w:t xml:space="preserve">Orange when time to impact is under 30 s; green otherwise</w:t>
+              <w:t xml:space="preserve">Orange when time to ground is under 30 s; green otherwise</w:t>
             </w:r>
           </w:p>
         </w:tc>
@@ -28519,7 +28519,7 @@
                 <w:sz w:val="17"/>
                 <w:szCs w:val="17"/>
               </w:rPr>
-              <w:t xml:space="preserve">T-IMP</w:t>
+              <w:t xml:space="preserve">T+GRND</w:t>
             </w:r>
           </w:p>
         </w:tc>
@@ -28545,7 +28545,7 @@
                 <w:sz w:val="17"/>
                 <w:szCs w:val="17"/>
               </w:rPr>
-              <w:t xml:space="preserve">Time to impact at the current descent rate</w:t>
+              <w:t xml:space="preserve">Time to ground at the current descent rate</w:t>
             </w:r>
           </w:p>
         </w:tc>
@@ -29480,7 +29480,7 @@
                 <w:sz w:val="17"/>
                 <w:szCs w:val="17"/>
               </w:rPr>
-              <w:t xml:space="preserve">V/S</w:t>
+              <w:t xml:space="preserve">V.VRT</w:t>
             </w:r>
           </w:p>
         </w:tc>
@@ -29560,7 +29560,7 @@
                 <w:sz w:val="17"/>
                 <w:szCs w:val="17"/>
               </w:rPr>
-              <w:t xml:space="preserve">ALT</w:t>
+              <w:t xml:space="preserve">ALT.SL</w:t>
             </w:r>
           </w:p>
         </w:tc>
@@ -29735,7 +29735,7 @@
                 <w:sz w:val="17"/>
                 <w:szCs w:val="17"/>
               </w:rPr>
-              <w:t xml:space="preserve">TGT EL</w:t>
+              <w:t xml:space="preserve">ELV</w:t>
             </w:r>
           </w:p>
         </w:tc>
@@ -30374,7 +30374,7 @@
                 <w:sz w:val="17"/>
                 <w:szCs w:val="17"/>
               </w:rPr>
-              <w:t xml:space="preserve">SPEED</w:t>
+              <w:t xml:space="preserve">V.SRF</w:t>
             </w:r>
           </w:p>
         </w:tc>
@@ -30534,7 +30534,7 @@
                 <w:sz w:val="17"/>
                 <w:szCs w:val="17"/>
               </w:rPr>
-              <w:t xml:space="preserve">TGT BRG</w:t>
+              <w:t xml:space="preserve">BRG</w:t>
             </w:r>
           </w:p>
         </w:tc>
